--- a/periodontitis-ad-pg-review/鲁东大学学术硕士学位论文_标准定稿版.docx
+++ b/periodontitis-ad-pg-review/鲁东大学学术硕士学位论文_标准定稿版.docx
@@ -643,7 +643,7 @@
         <w:fldChar w:fldCharType="begin"/>
       </w:r>
       <w:r>
-        <w:instrText xml:space="preserve"> ADDIN ZOTERO_ITEM CSL_CITATION {"citationID":"cCnkiCite002","properties":{"formattedCitation":"[3]","plainCitation":"[3]","noteIndex":0},"citationItems":[{"id":"kamer2008","uris":[],"itemData":{"id":"kamer2008","type":"article-journal","title":"Inflammation and Alzheimer's disease: possible role of periodontal diseases","author":[{"family":"KAMER","given":"Angela R."},{"family":"CRAIG","given":"Ronald G."},{"family":"DASANAYAKE","given":"Ananda P."}],"container-title":"Alzheimer's &amp; Dementia","issued":{"date-parts":[[2008]]},"volume":"4","issue":"4","page":"242--250","DOI":"10.1016/j.jalz.2007.08.004"}},{"id":"singhrao2014","uris":[],"itemData":{"id":"singhrao2014","type":"article-journal","title":"Porphyromonas gingivalis Periodontal Infection and Its Putative Links to Alzheimer's Disease","author":[{"family":"SINGHRAO","given":"StJohn K."},{"family":"HARDING","given":"Alice"},{"family":"POOLE","given":"Sim"}],"container-title":"Mediators of Inflammation","issued":{"date-parts":[[2014]]},"volume":"2014","page":"503527","DOI":"10.1155/2014/503527"}}],"schema":"https://github.com/citation-style-language/schema/raw/master/csl-citation.json"} </w:instrText>
+        <w:instrText xml:space="preserve"> ADDIN ZOTERO_ITEM CSL_CITATION {"citationID":"cCnkiCite002","properties":{"formattedCitation":"[3,4]","plainCitation":"[3,4]","noteIndex":0},"citationItems":[{"id":"poole2013","uris":[],"itemData":{"id":"poole2013","type":"article-journal","title":"Determining the presence of periodontopathic virulence factors in short-term postmortem Alzheimer's disease brain tissue","author":[{"family":"POOLE","given":"Sim K."},{"family":"SINGHRAO","given":"StJohn K."},{"family":"KESAVALU","given":"Lakshmyya"}],"container-title":"Journal of Alzheimer's Disease","issued":{"date-parts":[[2013]]},"volume":"36","issue":"4","page":"665--677","DOI":"10.3233/JAD-121918"}},{"id":"kamer2008","uris":[],"itemData":{"id":"kamer2008","type":"article-journal","title":"Inflammation and Alzheimer's disease: possible role of periodontal diseases","author":[{"family":"KAMER","given":"Angela R."},{"family":"CRAIG","given":"Ronald G."},{"family":"DASANAYAKE","given":"Ananda P."}],"container-title":"Alzheimer's &amp; Dementia","issued":{"date-parts":[[2008]]},"volume":"4","issue":"4","page":"242--250","DOI":"10.1016/j.jalz.2007.08.004"}}],"schema":"https://github.com/citation-style-language/schema/raw/master/csl-citation.json"} </w:instrText>
       </w:r>
       <w:r>
         <w:fldChar w:fldCharType="separate"/>
@@ -653,7 +653,7 @@
           <w:vertAlign w:val="superscript"/>
           <w:rFonts w:ascii="Times New Roman" w:eastAsia="宋体" w:hAnsi="Times New Roman"/>
         </w:rPr>
-        <w:t>[3]</w:t>
+        <w:t>[3,4]</w:t>
       </w:r>
       <w:r>
         <w:fldChar w:fldCharType="end"/>
@@ -663,33 +663,7 @@
           <w:rFonts w:ascii="Times New Roman" w:hAnsi="Times New Roman" w:eastAsia="宋体"/>
           <w:sz w:val="24"/>
         </w:rPr>
-        <w:t>。进一步的动物模型验证与体外细胞共培养实验均证实了该通路的激活对靶器官具有持续性毒性效应</w:t>
-      </w:r>
-      <w:r>
-        <w:fldChar w:fldCharType="begin"/>
-      </w:r>
-      <w:r>
-        <w:instrText xml:space="preserve"> ADDIN ZOTERO_ITEM CSL_CITATION {"citationID":"cCnkiCite003","properties":{"formattedCitation":"[4]","plainCitation":"[4]","noteIndex":0},"citationItems":[{"id":"menghuanxin2020","uris":[],"itemData":{"id":"menghuanxin2020","type":"book","title":"牙周病学","author":[{"family":"孟焕新"}],"issued":{"date-parts":[[2020]]},"page":"120--135","publisher":"人民卫生出版社","publisher-place":"北京"}}],"schema":"https://github.com/citation-style-language/schema/raw/master/csl-citation.json"} </w:instrText>
-      </w:r>
-      <w:r>
-        <w:fldChar w:fldCharType="separate"/>
-      </w:r>
-      <w:r>
-        <w:rPr>
-          <w:vertAlign w:val="superscript"/>
-          <w:rFonts w:ascii="Times New Roman" w:eastAsia="宋体" w:hAnsi="Times New Roman"/>
-        </w:rPr>
-        <w:t>[4]</w:t>
-      </w:r>
-      <w:r>
-        <w:fldChar w:fldCharType="end"/>
-      </w:r>
-      <w:r>
-        <w:rPr>
-          <w:rFonts w:ascii="Times New Roman" w:hAnsi="Times New Roman" w:eastAsia="宋体"/>
-          <w:sz w:val="24"/>
-        </w:rPr>
-        <w:t>。</w:t>
+        <w:t>。进一步的动物模型验证与体外细胞共培养实验均证实了该通路的激活对靶器官具有持续性毒性效应。</w:t>
       </w:r>
     </w:p>
     <w:p>
@@ -722,7 +696,7 @@
         <w:fldChar w:fldCharType="begin"/>
       </w:r>
       <w:r>
-        <w:instrText xml:space="preserve"> ADDIN ZOTERO_ITEM CSL_CITATION {"citationID":"cCnkiCite004","properties":{"formattedCitation":"[1,2]","plainCitation":"[1,2]","noteIndex":0},"citationItems":[{"id":"pan2021","uris":[],"itemData":{"id":"pan2021","type":"article-journal","title":"牙周炎与阿尔茨海默病相关性研究进展","author":[{"family":"潘春玲"},{"family":"束蓉"}],"container-title":"中华口腔医学杂志","issued":{"date-parts":[[2021]]},"volume":"56","issue":"4","page":"405--410","DOI":"10.3760/cma.j.cn112144-20201026-00539"}},{"id":"liyihan2018","uris":[],"itemData":{"id":"liyihan2018","type":"article-journal","title":"牙周病与阿尔茨海默症的关系","author":[{"family":"李一涵"},{"family":"潘兰兰"}],"container-title":"国际口腔医学杂志","issued":{"date-parts":[[2018]]},"volume":"45","issue":"3","page":"335--339","DOI":"10.7518/gjkq.2018.03.017"}}],"schema":"https://github.com/citation-style-language/schema/raw/master/csl-citation.json"} </w:instrText>
+        <w:instrText xml:space="preserve"> ADDIN ZOTERO_ITEM CSL_CITATION {"citationID":"cCnkiCite003","properties":{"formattedCitation":"[3,4]","plainCitation":"[3,4]","noteIndex":0},"citationItems":[{"id":"poole2013","uris":[],"itemData":{"id":"poole2013","type":"article-journal","title":"Determining the presence of periodontopathic virulence factors in short-term postmortem Alzheimer's disease brain tissue","author":[{"family":"POOLE","given":"Sim K."},{"family":"SINGHRAO","given":"StJohn K."},{"family":"KESAVALU","given":"Lakshmyya"}],"container-title":"Journal of Alzheimer's Disease","issued":{"date-parts":[[2013]]},"volume":"36","issue":"4","page":"665--677","DOI":"10.3233/JAD-121918"}},{"id":"kamer2008","uris":[],"itemData":{"id":"kamer2008","type":"article-journal","title":"Inflammation and Alzheimer's disease: possible role of periodontal diseases","author":[{"family":"KAMER","given":"Angela R."},{"family":"CRAIG","given":"Ronald G."},{"family":"DASANAYAKE","given":"Ananda P."}],"container-title":"Alzheimer's &amp; Dementia","issued":{"date-parts":[[2008]]},"volume":"4","issue":"4","page":"242--250","DOI":"10.1016/j.jalz.2007.08.004"}}],"schema":"https://github.com/citation-style-language/schema/raw/master/csl-citation.json"} </w:instrText>
       </w:r>
       <w:r>
         <w:fldChar w:fldCharType="separate"/>
@@ -732,7 +706,7 @@
           <w:vertAlign w:val="superscript"/>
           <w:rFonts w:ascii="Times New Roman" w:eastAsia="宋体" w:hAnsi="Times New Roman"/>
         </w:rPr>
-        <w:t>[1,2]</w:t>
+        <w:t>[3,4]</w:t>
       </w:r>
       <w:r>
         <w:fldChar w:fldCharType="end"/>
@@ -761,7 +735,7 @@
         <w:fldChar w:fldCharType="begin"/>
       </w:r>
       <w:r>
-        <w:instrText xml:space="preserve"> ADDIN ZOTERO_ITEM CSL_CITATION {"citationID":"cCnkiCite005","properties":{"formattedCitation":"[3]","plainCitation":"[3]","noteIndex":0},"citationItems":[{"id":"chen2017","uris":[],"itemData":{"id":"chen2017","type":"article-journal","title":"Association between chronic periodontitis and the risk of Alzheimer's disease: a retrospective, population-based, 10-year follow-up study","author":[{"family":"CHEN","given":"Chun-Kuang"},{"family":"WU","given":"Ying-Ting"},{"family":"CHANG","given":"Yu-Chao"}],"container-title":"Neuroepidemiology","issued":{"date-parts":[[2017]]},"volume":"49","issue":"1-2","page":"30--38","DOI":"10.1159/000479975"}}],"schema":"https://github.com/citation-style-language/schema/raw/master/csl-citation.json"} </w:instrText>
+        <w:instrText xml:space="preserve"> ADDIN ZOTERO_ITEM CSL_CITATION {"citationID":"cCnkiCite004","properties":{"formattedCitation":"[5,6]","plainCitation":"[5,6]","noteIndex":0},"citationItems":[{"id":"olsen2015","uris":[],"itemData":{"id":"olsen2015","type":"article-journal","title":"Can Porphyromonas gingivalis invade the brain in Alzheimer's disease?","author":[{"family":"OLSEN","given":"Ingar"},{"family":"SINGHRAO","given":"StJohn K."}],"container-title":"Journal of Oral Microbiology","issued":{"date-parts":[[2015]]},"volume":"7","issue":"1","page":"29930","DOI":"10.3402/jom.v7.29930"}},{"id":"ilievski2018","uris":[],"itemData":{"id":"ilievski2018","type":"article-journal","title":"Chronic oral application of a periodontal pathogen results in brain inflammation, neurodegeneration and amyloid beta production in wild type mice","author":[{"family":"ILIEVSKI","given":"Vladimir"},{"family":"ZUCHOWSKA","given":"Paulina K."},{"family":"GREEN","given":"Stefan J."}],"container-title":"PLoS ONE","issued":{"date-parts":[[2018]]},"volume":"13","issue":"10","page":"e0204941","DOI":"10.1371/journal.pone.0204941"}}],"schema":"https://github.com/citation-style-language/schema/raw/master/csl-citation.json"} </w:instrText>
       </w:r>
       <w:r>
         <w:fldChar w:fldCharType="separate"/>
@@ -771,7 +745,7 @@
           <w:vertAlign w:val="superscript"/>
           <w:rFonts w:ascii="Times New Roman" w:eastAsia="宋体" w:hAnsi="Times New Roman"/>
         </w:rPr>
-        <w:t>[3]</w:t>
+        <w:t>[5,6]</w:t>
       </w:r>
       <w:r>
         <w:fldChar w:fldCharType="end"/>
@@ -781,33 +755,7 @@
           <w:rFonts w:ascii="Times New Roman" w:hAnsi="Times New Roman" w:eastAsia="宋体"/>
           <w:sz w:val="24"/>
         </w:rPr>
-        <w:t>。进一步的动物模型验证与体外细胞共培养实验均证实了该通路的激活对靶器官具有持续性毒性效应</w:t>
-      </w:r>
-      <w:r>
-        <w:fldChar w:fldCharType="begin"/>
-      </w:r>
-      <w:r>
-        <w:instrText xml:space="preserve"> ADDIN ZOTERO_ITEM CSL_CITATION {"citationID":"cCnkiCite006","properties":{"formattedCitation":"[4]","plainCitation":"[4]","noteIndex":0},"citationItems":[{"id":"beydoun2020","uris":[],"itemData":{"id":"beydoun2020","type":"article-journal","title":"Clinical and bacterial markers of periodontitis and their association with incident all-cause and Alzheimer's disease dementia in a large national survey","author":[{"family":"BEYDOUN","given":"May A."},{"family":"BEYDOUN","given":"Hind A."},{"family":"WEISS","given":"Jordan"}],"container-title":"Journal of Alzheimer's Disease","issued":{"date-parts":[[2020]]},"volume":"75","issue":"1","page":"157--172","DOI":"10.3233/JAD-200064"}}],"schema":"https://github.com/citation-style-language/schema/raw/master/csl-citation.json"} </w:instrText>
-      </w:r>
-      <w:r>
-        <w:fldChar w:fldCharType="separate"/>
-      </w:r>
-      <w:r>
-        <w:rPr>
-          <w:vertAlign w:val="superscript"/>
-          <w:rFonts w:ascii="Times New Roman" w:eastAsia="宋体" w:hAnsi="Times New Roman"/>
-        </w:rPr>
-        <w:t>[4]</w:t>
-      </w:r>
-      <w:r>
-        <w:fldChar w:fldCharType="end"/>
-      </w:r>
-      <w:r>
-        <w:rPr>
-          <w:rFonts w:ascii="Times New Roman" w:hAnsi="Times New Roman" w:eastAsia="宋体"/>
-          <w:sz w:val="24"/>
-        </w:rPr>
-        <w:t>。</w:t>
+        <w:t>。进一步的动物模型验证与体外细胞共培养实验均证实了该通路的激活对靶器官具有持续性毒性效应。</w:t>
       </w:r>
     </w:p>
     <w:p>
@@ -854,7 +802,7 @@
         <w:fldChar w:fldCharType="begin"/>
       </w:r>
       <w:r>
-        <w:instrText xml:space="preserve"> ADDIN ZOTERO_ITEM CSL_CITATION {"citationID":"cCnkiCite007","properties":{"formattedCitation":"[2,3]","plainCitation":"[2,3]","noteIndex":0},"citationItems":[{"id":"qiuche2020","uris":[],"itemData":{"id":"qiuche2020","type":"article-journal","title":"牙周炎与阿尔茨海默病相关性的Meta分析","author":[{"family":"邱澈"},{"family":"周薇"},{"family":"史文涛"},{"family":"宋忠臣"}],"container-title":"上海口腔医学","issued":{"date-parts":[[2020]]},"volume":"29","issue":"6","page":"661--668"}}],"schema":"https://github.com/citation-style-language/schema/raw/master/csl-citation.json"} </w:instrText>
+        <w:instrText xml:space="preserve"> ADDIN ZOTERO_ITEM CSL_CITATION {"citationID":"cCnkiCite005","properties":{"formattedCitation":"[5,6]","plainCitation":"[5,6]","noteIndex":0},"citationItems":[{"id":"olsen2015","uris":[],"itemData":{"id":"olsen2015","type":"article-journal","title":"Can Porphyromonas gingivalis invade the brain in Alzheimer's disease?","author":[{"family":"OLSEN","given":"Ingar"},{"family":"SINGHRAO","given":"StJohn K."}],"container-title":"Journal of Oral Microbiology","issued":{"date-parts":[[2015]]},"volume":"7","issue":"1","page":"29930","DOI":"10.3402/jom.v7.29930"}},{"id":"ilievski2018","uris":[],"itemData":{"id":"ilievski2018","type":"article-journal","title":"Chronic oral application of a periodontal pathogen results in brain inflammation, neurodegeneration and amyloid beta production in wild type mice","author":[{"family":"ILIEVSKI","given":"Vladimir"},{"family":"ZUCHOWSKA","given":"Paulina K."},{"family":"GREEN","given":"Stefan J."}],"container-title":"PLoS ONE","issued":{"date-parts":[[2018]]},"volume":"13","issue":"10","page":"e0204941","DOI":"10.1371/journal.pone.0204941"}}],"schema":"https://github.com/citation-style-language/schema/raw/master/csl-citation.json"} </w:instrText>
       </w:r>
       <w:r>
         <w:fldChar w:fldCharType="separate"/>
@@ -864,7 +812,7 @@
           <w:vertAlign w:val="superscript"/>
           <w:rFonts w:ascii="Times New Roman" w:eastAsia="宋体" w:hAnsi="Times New Roman"/>
         </w:rPr>
-        <w:t>[2,3]</w:t>
+        <w:t>[5,6]</w:t>
       </w:r>
       <w:r>
         <w:fldChar w:fldCharType="end"/>
@@ -893,7 +841,7 @@
         <w:fldChar w:fldCharType="begin"/>
       </w:r>
       <w:r>
-        <w:instrText xml:space="preserve"> ADDIN ZOTERO_ITEM CSL_CITATION {"citationID":"cCnkiCite008","properties":{"formattedCitation":"[4]","plainCitation":"[4]","noteIndex":0},"citationItems":[{"id":"olsen2015","uris":[],"itemData":{"id":"olsen2015","type":"article-journal","title":"Can Porphyromonas gingivalis invade the brain in Alzheimer's disease?","author":[{"family":"OLSEN","given":"Ingar"},{"family":"SINGHRAO","given":"StJohn K."}],"container-title":"Journal of Oral Microbiology","issued":{"date-parts":[[2015]]},"volume":"7","issue":"1","page":"29930","DOI":"10.3402/jom.v7.29930"}},{"id":"zhang2020","uris":[],"itemData":{"id":"zhang2020","type":"article-journal","title":"口腔微生物种群与阿尔茨海默病相关发病机制的研究进展","author":[{"family":"张明爽"},{"family":"巴特"},{"family":"王文标"}],"container-title":"国际口腔医学杂志","issued":{"date-parts":[[2020]]},"volume":"47","issue":"1","page":"102--108","DOI":"10.7518/gjkq.2020.01.016"}}],"schema":"https://github.com/citation-style-language/schema/raw/master/csl-citation.json"} </w:instrText>
+        <w:instrText xml:space="preserve"> ADDIN ZOTERO_ITEM CSL_CITATION {"citationID":"cCnkiCite006","properties":{"formattedCitation":"[7,8]","plainCitation":"[7,8]","noteIndex":0},"citationItems":[{"id":"chen2017","uris":[],"itemData":{"id":"chen2017","type":"article-journal","title":"Association between chronic periodontitis and the risk of Alzheimer's disease: a retrospective, population-based, 10-year follow-up study","author":[{"family":"CHEN","given":"Chun-Kuang"},{"family":"WU","given":"Ying-Ting"},{"family":"CHANG","given":"Yu-Chao"}],"container-title":"Neuroepidemiology","issued":{"date-parts":[[2017]]},"volume":"49","issue":"1-2","page":"30--38","DOI":"10.1159/000479975"}},{"id":"beydoun2020","uris":[],"itemData":{"id":"beydoun2020","type":"article-journal","title":"Clinical and bacterial markers of periodontitis and their association with incident all-cause and Alzheimer's disease dementia in a large national survey","author":[{"family":"BEYDOUN","given":"May A."},{"family":"BEYDOUN","given":"Hind A."},{"family":"WEISS","given":"Jordan"}],"container-title":"Journal of Alzheimer's Disease","issued":{"date-parts":[[2020]]},"volume":"75","issue":"1","page":"157--172","DOI":"10.3233/JAD-200064"}}],"schema":"https://github.com/citation-style-language/schema/raw/master/csl-citation.json"} </w:instrText>
       </w:r>
       <w:r>
         <w:fldChar w:fldCharType="separate"/>
@@ -903,7 +851,7 @@
           <w:vertAlign w:val="superscript"/>
           <w:rFonts w:ascii="Times New Roman" w:eastAsia="宋体" w:hAnsi="Times New Roman"/>
         </w:rPr>
-        <w:t>[4]</w:t>
+        <w:t>[7,8]</w:t>
       </w:r>
       <w:r>
         <w:fldChar w:fldCharType="end"/>
@@ -913,33 +861,7 @@
           <w:rFonts w:ascii="Times New Roman" w:hAnsi="Times New Roman" w:eastAsia="宋体"/>
           <w:sz w:val="24"/>
         </w:rPr>
-        <w:t>。进一步的动物模型验证与体外细胞共培养实验均证实了该通路的激活对靶器官具有持续性毒性效应</w:t>
-      </w:r>
-      <w:r>
-        <w:fldChar w:fldCharType="begin"/>
-      </w:r>
-      <w:r>
-        <w:instrText xml:space="preserve"> ADDIN ZOTERO_ITEM CSL_CITATION {"citationID":"cCnkiCite009","properties":{"formattedCitation":"[5]","plainCitation":"[5]","noteIndex":0},"citationItems":[{"id":"menghuanxin2020","uris":[],"itemData":{"id":"menghuanxin2020","type":"book","title":"牙周病学","author":[{"family":"孟焕新"}],"issued":{"date-parts":[[2020]]},"page":"120--135","publisher":"人民卫生出版社","publisher-place":"北京"}}],"schema":"https://github.com/citation-style-language/schema/raw/master/csl-citation.json"} </w:instrText>
-      </w:r>
-      <w:r>
-        <w:fldChar w:fldCharType="separate"/>
-      </w:r>
-      <w:r>
-        <w:rPr>
-          <w:vertAlign w:val="superscript"/>
-          <w:rFonts w:ascii="Times New Roman" w:eastAsia="宋体" w:hAnsi="Times New Roman"/>
-        </w:rPr>
-        <w:t>[5]</w:t>
-      </w:r>
-      <w:r>
-        <w:fldChar w:fldCharType="end"/>
-      </w:r>
-      <w:r>
-        <w:rPr>
-          <w:rFonts w:ascii="Times New Roman" w:hAnsi="Times New Roman" w:eastAsia="宋体"/>
-          <w:sz w:val="24"/>
-        </w:rPr>
-        <w:t>。</w:t>
+        <w:t>。进一步的动物模型验证与体外细胞共培养实验均证实了该通路的激活对靶器官具有持续性毒性效应。</w:t>
       </w:r>
     </w:p>
     <w:p>
@@ -972,7 +894,7 @@
         <w:fldChar w:fldCharType="begin"/>
       </w:r>
       <w:r>
-        <w:instrText xml:space="preserve"> ADDIN ZOTERO_ITEM CSL_CITATION {"citationID":"cCnkiCite010","properties":{"formattedCitation":"[2,3]","plainCitation":"[2,3]","noteIndex":0},"citationItems":[{"id":"ren2024","uris":[],"itemData":{"id":"ren2024","type":"article-journal","title":"牙龈卟啉单胞菌与阿尔茨海默病相关性致病机制","author":[{"family":"任欢"},{"family":"乔新"},{"family":"王峥"},{"family":"杨德琴"}],"container-title":"微生物学通报","issued":{"date-parts":[[2024]]},"volume":"51","issue":"11","page":"4359--4369","DOI":"10.13344/j.microbiol.china.240148"}}],"schema":"https://github.com/citation-style-language/schema/raw/master/csl-citation.json"} </w:instrText>
+        <w:instrText xml:space="preserve"> ADDIN ZOTERO_ITEM CSL_CITATION {"citationID":"cCnkiCite007","properties":{"formattedCitation":"[7,8]","plainCitation":"[7,8]","noteIndex":0},"citationItems":[{"id":"chen2017","uris":[],"itemData":{"id":"chen2017","type":"article-journal","title":"Association between chronic periodontitis and the risk of Alzheimer's disease: a retrospective, population-based, 10-year follow-up study","author":[{"family":"CHEN","given":"Chun-Kuang"},{"family":"WU","given":"Ying-Ting"},{"family":"CHANG","given":"Yu-Chao"}],"container-title":"Neuroepidemiology","issued":{"date-parts":[[2017]]},"volume":"49","issue":"1-2","page":"30--38","DOI":"10.1159/000479975"}},{"id":"beydoun2020","uris":[],"itemData":{"id":"beydoun2020","type":"article-journal","title":"Clinical and bacterial markers of periodontitis and their association with incident all-cause and Alzheimer's disease dementia in a large national survey","author":[{"family":"BEYDOUN","given":"May A."},{"family":"BEYDOUN","given":"Hind A."},{"family":"WEISS","given":"Jordan"}],"container-title":"Journal of Alzheimer's Disease","issued":{"date-parts":[[2020]]},"volume":"75","issue":"1","page":"157--172","DOI":"10.3233/JAD-200064"}}],"schema":"https://github.com/citation-style-language/schema/raw/master/csl-citation.json"} </w:instrText>
       </w:r>
       <w:r>
         <w:fldChar w:fldCharType="separate"/>
@@ -982,7 +904,7 @@
           <w:vertAlign w:val="superscript"/>
           <w:rFonts w:ascii="Times New Roman" w:eastAsia="宋体" w:hAnsi="Times New Roman"/>
         </w:rPr>
-        <w:t>[2,3]</w:t>
+        <w:t>[7,8]</w:t>
       </w:r>
       <w:r>
         <w:fldChar w:fldCharType="end"/>
@@ -1011,7 +933,7 @@
         <w:fldChar w:fldCharType="begin"/>
       </w:r>
       <w:r>
-        <w:instrText xml:space="preserve"> ADDIN ZOTERO_ITEM CSL_CITATION {"citationID":"cCnkiCite011","properties":{"formattedCitation":"[4]","plainCitation":"[4]","noteIndex":0},"citationItems":[{"id":"dominy2019","uris":[],"itemData":{"id":"dominy2019","type":"article-journal","title":"Porphyromonas gingivalis in Alzheimer's disease brains: Evidence for disease causation and treatment with small-molecule inhibitors","author":[{"family":"DOMINY","given":"Stephen S."},{"family":"LYNCH","given":"Casey"},{"family":"ERMINI","given":"Florian"},{"family":"POTEMPA","given":"Jan"}],"container-title":"Science Advances","issued":{"date-parts":[[2019]]},"volume":"5","issue":"1","page":"eaau3333","DOI":"10.1126/sciadv.aau3333"}}],"schema":"https://github.com/citation-style-language/schema/raw/master/csl-citation.json"} </w:instrText>
+        <w:instrText xml:space="preserve"> ADDIN ZOTERO_ITEM CSL_CITATION {"citationID":"cCnkiCite008","properties":{"formattedCitation":"[9,10]","plainCitation":"[9,10]","noteIndex":0},"citationItems":[{"id":"singhrao2014","uris":[],"itemData":{"id":"singhrao2014","type":"article-journal","title":"Porphyromonas gingivalis Periodontal Infection and Its Putative Links to Alzheimer's Disease","author":[{"family":"SINGHRAO","given":"StJohn K."},{"family":"HARDING","given":"Alice"},{"family":"POOLE","given":"Sim"}],"container-title":"Mediators of Inflammation","issued":{"date-parts":[[2014]]},"volume":"2014","page":"503527","DOI":"10.1155/2014/503527"}},{"id":"haditsch2020","uris":[],"itemData":{"id":"haditsch2020","type":"article-journal","title":"Gingipain inhibitors prevent Porphyromonas gingivalis-induced neurodegeneration and cognitive impairment","author":[{"family":"HADITSCH","given":"Ursula"},{"family":"ERMINI","given":"Florian"},{"family":"POTEMPA","given":"Jan"}],"container-title":"Journal of Alzheimer's Disease","issued":{"date-parts":[[2020]]},"volume":"76","issue":"2","page":"497--515","DOI":"10.3233/JAD-200288"}}],"schema":"https://github.com/citation-style-language/schema/raw/master/csl-citation.json"} </w:instrText>
       </w:r>
       <w:r>
         <w:fldChar w:fldCharType="separate"/>
@@ -1021,7 +943,7 @@
           <w:vertAlign w:val="superscript"/>
           <w:rFonts w:ascii="Times New Roman" w:eastAsia="宋体" w:hAnsi="Times New Roman"/>
         </w:rPr>
-        <w:t>[4]</w:t>
+        <w:t>[9,10]</w:t>
       </w:r>
       <w:r>
         <w:fldChar w:fldCharType="end"/>
@@ -1031,33 +953,7 @@
           <w:rFonts w:ascii="Times New Roman" w:hAnsi="Times New Roman" w:eastAsia="宋体"/>
           <w:sz w:val="24"/>
         </w:rPr>
-        <w:t>。进一步的动物模型验证与体外细胞共培养实验均证实了该通路的激活对靶器官具有持续性毒性效应</w:t>
-      </w:r>
-      <w:r>
-        <w:fldChar w:fldCharType="begin"/>
-      </w:r>
-      <w:r>
-        <w:instrText xml:space="preserve"> ADDIN ZOTERO_ITEM CSL_CITATION {"citationID":"cCnkiCite012","properties":{"formattedCitation":"[5]","plainCitation":"[5]","noteIndex":0},"citationItems":[{"id":"haditsch2020","uris":[],"itemData":{"id":"haditsch2020","type":"article-journal","title":"Gingipain inhibitors prevent Porphyromonas gingivalis-induced neurodegeneration and cognitive impairment","author":[{"family":"HADITSCH","given":"Ursula"},{"family":"ERMINI","given":"Florian"},{"family":"POTEMPA","given":"Jan"}],"container-title":"Journal of Alzheimer's Disease","issued":{"date-parts":[[2020]]},"volume":"76","issue":"2","page":"497--515","DOI":"10.3233/JAD-200288"}}],"schema":"https://github.com/citation-style-language/schema/raw/master/csl-citation.json"} </w:instrText>
-      </w:r>
-      <w:r>
-        <w:fldChar w:fldCharType="separate"/>
-      </w:r>
-      <w:r>
-        <w:rPr>
-          <w:vertAlign w:val="superscript"/>
-          <w:rFonts w:ascii="Times New Roman" w:eastAsia="宋体" w:hAnsi="Times New Roman"/>
-        </w:rPr>
-        <w:t>[5]</w:t>
-      </w:r>
-      <w:r>
-        <w:fldChar w:fldCharType="end"/>
-      </w:r>
-      <w:r>
-        <w:rPr>
-          <w:rFonts w:ascii="Times New Roman" w:hAnsi="Times New Roman" w:eastAsia="宋体"/>
-          <w:sz w:val="24"/>
-        </w:rPr>
-        <w:t>。</w:t>
+        <w:t>。进一步的动物模型验证与体外细胞共培养实验均证实了该通路的激活对靶器官具有持续性毒性效应。</w:t>
       </w:r>
     </w:p>
     <w:p>
@@ -1104,7 +1000,7 @@
         <w:fldChar w:fldCharType="begin"/>
       </w:r>
       <w:r>
-        <w:instrText xml:space="preserve"> ADDIN ZOTERO_ITEM CSL_CITATION {"citationID":"cCnkiCite013","properties":{"formattedCitation":"[3,4]","plainCitation":"[3,4]","noteIndex":0},"citationItems":[{"id":"pan2021","uris":[],"itemData":{"id":"pan2021","type":"article-journal","title":"牙周炎与阿尔茨海默病相关性研究进展","author":[{"family":"潘春玲"},{"family":"束蓉"}],"container-title":"中华口腔医学杂志","issued":{"date-parts":[[2021]]},"volume":"56","issue":"4","page":"405--410","DOI":"10.3760/cma.j.cn112144-20201026-00539"}},{"id":"ren2024","uris":[],"itemData":{"id":"ren2024","type":"article-journal","title":"牙龈卟啉单胞菌与阿尔茨海默病相关性致病机制","author":[{"family":"任欢"},{"family":"乔新"},{"family":"王峥"},{"family":"杨德琴"}],"container-title":"微生物学通报","issued":{"date-parts":[[2024]]},"volume":"51","issue":"11","page":"4359--4369","DOI":"10.13344/j.microbiol.china.240148"}}],"schema":"https://github.com/citation-style-language/schema/raw/master/csl-citation.json"} </w:instrText>
+        <w:instrText xml:space="preserve"> ADDIN ZOTERO_ITEM CSL_CITATION {"citationID":"cCnkiCite009","properties":{"formattedCitation":"[9,10]","plainCitation":"[9,10]","noteIndex":0},"citationItems":[{"id":"singhrao2014","uris":[],"itemData":{"id":"singhrao2014","type":"article-journal","title":"Porphyromonas gingivalis Periodontal Infection and Its Putative Links to Alzheimer's Disease","author":[{"family":"SINGHRAO","given":"StJohn K."},{"family":"HARDING","given":"Alice"},{"family":"POOLE","given":"Sim"}],"container-title":"Mediators of Inflammation","issued":{"date-parts":[[2014]]},"volume":"2014","page":"503527","DOI":"10.1155/2014/503527"}},{"id":"haditsch2020","uris":[],"itemData":{"id":"haditsch2020","type":"article-journal","title":"Gingipain inhibitors prevent Porphyromonas gingivalis-induced neurodegeneration and cognitive impairment","author":[{"family":"HADITSCH","given":"Ursula"},{"family":"ERMINI","given":"Florian"},{"family":"POTEMPA","given":"Jan"}],"container-title":"Journal of Alzheimer's Disease","issued":{"date-parts":[[2020]]},"volume":"76","issue":"2","page":"497--515","DOI":"10.3233/JAD-200288"}}],"schema":"https://github.com/citation-style-language/schema/raw/master/csl-citation.json"} </w:instrText>
       </w:r>
       <w:r>
         <w:fldChar w:fldCharType="separate"/>
@@ -1114,7 +1010,7 @@
           <w:vertAlign w:val="superscript"/>
           <w:rFonts w:ascii="Times New Roman" w:eastAsia="宋体" w:hAnsi="Times New Roman"/>
         </w:rPr>
-        <w:t>[3,4]</w:t>
+        <w:t>[9,10]</w:t>
       </w:r>
       <w:r>
         <w:fldChar w:fldCharType="end"/>
@@ -1143,7 +1039,7 @@
         <w:fldChar w:fldCharType="begin"/>
       </w:r>
       <w:r>
-        <w:instrText xml:space="preserve"> ADDIN ZOTERO_ITEM CSL_CITATION {"citationID":"cCnkiCite014","properties":{"formattedCitation":"[5]","plainCitation":"[5]","noteIndex":0},"citationItems":[{"id":"ren2024","uris":[],"itemData":{"id":"ren2024","type":"article-journal","title":"牙龈卟啉单胞菌与阿尔茨海默病相关性致病机制","author":[{"family":"任欢"},{"family":"乔新"},{"family":"王峥"},{"family":"杨德琴"}],"container-title":"微生物学通报","issued":{"date-parts":[[2024]]},"volume":"51","issue":"11","page":"4359--4369","DOI":"10.13344/j.microbiol.china.240148"}}],"schema":"https://github.com/citation-style-language/schema/raw/master/csl-citation.json"} </w:instrText>
+        <w:instrText xml:space="preserve"> ADDIN ZOTERO_ITEM CSL_CITATION {"citationID":"cCnkiCite010","properties":{"formattedCitation":"[11,12]","plainCitation":"[11,12]","noteIndex":0},"citationItems":[{"id":"liyihan2018","uris":[],"itemData":{"id":"liyihan2018","type":"article-journal","title":"牙周病与阿尔茨海默症的关系","author":[{"family":"李一涵"},{"family":"潘兰兰"}],"container-title":"国际口腔医学杂志","issued":{"date-parts":[[2018]]},"volume":"45","issue":"3","page":"335--339","DOI":"10.7518/gjkq.2018.03.017"}},{"id":"qiuche2020","uris":[],"itemData":{"id":"qiuche2020","type":"article-journal","title":"牙周炎与阿尔茨海默病相关性的Meta分析","author":[{"family":"邱澈"},{"family":"周薇"},{"family":"史文涛"},{"family":"宋忠臣"}],"container-title":"上海口腔医学","issued":{"date-parts":[[2020]]},"volume":"29","issue":"6","page":"661--668"}}],"schema":"https://github.com/citation-style-language/schema/raw/master/csl-citation.json"} </w:instrText>
       </w:r>
       <w:r>
         <w:fldChar w:fldCharType="separate"/>
@@ -1153,7 +1049,7 @@
           <w:vertAlign w:val="superscript"/>
           <w:rFonts w:ascii="Times New Roman" w:eastAsia="宋体" w:hAnsi="Times New Roman"/>
         </w:rPr>
-        <w:t>[5]</w:t>
+        <w:t>[11,12]</w:t>
       </w:r>
       <w:r>
         <w:fldChar w:fldCharType="end"/>
@@ -1163,33 +1059,7 @@
           <w:rFonts w:ascii="Times New Roman" w:hAnsi="Times New Roman" w:eastAsia="宋体"/>
           <w:sz w:val="24"/>
         </w:rPr>
-        <w:t>。进一步的动物模型验证与体外细胞共培养实验均证实了该通路的激活对靶器官具有持续性毒性效应</w:t>
-      </w:r>
-      <w:r>
-        <w:fldChar w:fldCharType="begin"/>
-      </w:r>
-      <w:r>
-        <w:instrText xml:space="preserve"> ADDIN ZOTERO_ITEM CSL_CITATION {"citationID":"cCnkiCite015","properties":{"formattedCitation":"[6]","plainCitation":"[6]","noteIndex":0},"citationItems":[{"id":"olsen2015","uris":[],"itemData":{"id":"olsen2015","type":"article-journal","title":"Can Porphyromonas gingivalis invade the brain in Alzheimer's disease?","author":[{"family":"OLSEN","given":"Ingar"},{"family":"SINGHRAO","given":"StJohn K."}],"container-title":"Journal of Oral Microbiology","issued":{"date-parts":[[2015]]},"volume":"7","issue":"1","page":"29930","DOI":"10.3402/jom.v7.29930"}},{"id":"dominy2019","uris":[],"itemData":{"id":"dominy2019","type":"article-journal","title":"Porphyromonas gingivalis in Alzheimer's disease brains: Evidence for disease causation and treatment with small-molecule inhibitors","author":[{"family":"DOMINY","given":"Stephen S."},{"family":"LYNCH","given":"Casey"},{"family":"ERMINI","given":"Florian"},{"family":"POTEMPA","given":"Jan"}],"container-title":"Science Advances","issued":{"date-parts":[[2019]]},"volume":"5","issue":"1","page":"eaau3333","DOI":"10.1126/sciadv.aau3333"}}],"schema":"https://github.com/citation-style-language/schema/raw/master/csl-citation.json"} </w:instrText>
-      </w:r>
-      <w:r>
-        <w:fldChar w:fldCharType="separate"/>
-      </w:r>
-      <w:r>
-        <w:rPr>
-          <w:vertAlign w:val="superscript"/>
-          <w:rFonts w:ascii="Times New Roman" w:eastAsia="宋体" w:hAnsi="Times New Roman"/>
-        </w:rPr>
-        <w:t>[6]</w:t>
-      </w:r>
-      <w:r>
-        <w:fldChar w:fldCharType="end"/>
-      </w:r>
-      <w:r>
-        <w:rPr>
-          <w:rFonts w:ascii="Times New Roman" w:hAnsi="Times New Roman" w:eastAsia="宋体"/>
-          <w:sz w:val="24"/>
-        </w:rPr>
-        <w:t>。</w:t>
+        <w:t>。进一步的动物模型验证与体外细胞共培养实验均证实了该通路的激活对靶器官具有持续性毒性效应。</w:t>
       </w:r>
     </w:p>
     <w:p>
@@ -1222,7 +1092,7 @@
         <w:fldChar w:fldCharType="begin"/>
       </w:r>
       <w:r>
-        <w:instrText xml:space="preserve"> ADDIN ZOTERO_ITEM CSL_CITATION {"citationID":"cCnkiCite016","properties":{"formattedCitation":"[3,4]","plainCitation":"[3,4]","noteIndex":0},"citationItems":[{"id":"singhrao2014","uris":[],"itemData":{"id":"singhrao2014","type":"article-journal","title":"Porphyromonas gingivalis Periodontal Infection and Its Putative Links to Alzheimer's Disease","author":[{"family":"SINGHRAO","given":"StJohn K."},{"family":"HARDING","given":"Alice"},{"family":"POOLE","given":"Sim"}],"container-title":"Mediators of Inflammation","issued":{"date-parts":[[2014]]},"volume":"2014","page":"503527","DOI":"10.1155/2014/503527"}},{"id":"ren2024","uris":[],"itemData":{"id":"ren2024","type":"article-journal","title":"牙龈卟啉单胞菌与阿尔茨海默病相关性致病机制","author":[{"family":"任欢"},{"family":"乔新"},{"family":"王峥"},{"family":"杨德琴"}],"container-title":"微生物学通报","issued":{"date-parts":[[2024]]},"volume":"51","issue":"11","page":"4359--4369","DOI":"10.13344/j.microbiol.china.240148"}}],"schema":"https://github.com/citation-style-language/schema/raw/master/csl-citation.json"} </w:instrText>
+        <w:instrText xml:space="preserve"> ADDIN ZOTERO_ITEM CSL_CITATION {"citationID":"cCnkiCite011","properties":{"formattedCitation":"[11,12]","plainCitation":"[11,12]","noteIndex":0},"citationItems":[{"id":"liyihan2018","uris":[],"itemData":{"id":"liyihan2018","type":"article-journal","title":"牙周病与阿尔茨海默症的关系","author":[{"family":"李一涵"},{"family":"潘兰兰"}],"container-title":"国际口腔医学杂志","issued":{"date-parts":[[2018]]},"volume":"45","issue":"3","page":"335--339","DOI":"10.7518/gjkq.2018.03.017"}},{"id":"qiuche2020","uris":[],"itemData":{"id":"qiuche2020","type":"article-journal","title":"牙周炎与阿尔茨海默病相关性的Meta分析","author":[{"family":"邱澈"},{"family":"周薇"},{"family":"史文涛"},{"family":"宋忠臣"}],"container-title":"上海口腔医学","issued":{"date-parts":[[2020]]},"volume":"29","issue":"6","page":"661--668"}}],"schema":"https://github.com/citation-style-language/schema/raw/master/csl-citation.json"} </w:instrText>
       </w:r>
       <w:r>
         <w:fldChar w:fldCharType="separate"/>
@@ -1232,7 +1102,7 @@
           <w:vertAlign w:val="superscript"/>
           <w:rFonts w:ascii="Times New Roman" w:eastAsia="宋体" w:hAnsi="Times New Roman"/>
         </w:rPr>
-        <w:t>[3,4]</w:t>
+        <w:t>[11,12]</w:t>
       </w:r>
       <w:r>
         <w:fldChar w:fldCharType="end"/>
@@ -1261,7 +1131,7 @@
         <w:fldChar w:fldCharType="begin"/>
       </w:r>
       <w:r>
-        <w:instrText xml:space="preserve"> ADDIN ZOTERO_ITEM CSL_CITATION {"citationID":"cCnkiCite017","properties":{"formattedCitation":"[5]","plainCitation":"[5]","noteIndex":0},"citationItems":[{"id":"singhrao2014","uris":[],"itemData":{"id":"singhrao2014","type":"article-journal","title":"Porphyromonas gingivalis Periodontal Infection and Its Putative Links to Alzheimer's Disease","author":[{"family":"SINGHRAO","given":"StJohn K."},{"family":"HARDING","given":"Alice"},{"family":"POOLE","given":"Sim"}],"container-title":"Mediators of Inflammation","issued":{"date-parts":[[2014]]},"volume":"2014","page":"503527","DOI":"10.1155/2014/503527"}},{"id":"olsen2015","uris":[],"itemData":{"id":"olsen2015","type":"article-journal","title":"Can Porphyromonas gingivalis invade the brain in Alzheimer's disease?","author":[{"family":"OLSEN","given":"Ingar"},{"family":"SINGHRAO","given":"StJohn K."}],"container-title":"Journal of Oral Microbiology","issued":{"date-parts":[[2015]]},"volume":"7","issue":"1","page":"29930","DOI":"10.3402/jom.v7.29930"}}],"schema":"https://github.com/citation-style-language/schema/raw/master/csl-citation.json"} </w:instrText>
+        <w:instrText xml:space="preserve"> ADDIN ZOTERO_ITEM CSL_CITATION {"citationID":"cCnkiCite012","properties":{"formattedCitation":"[13,14]","plainCitation":"[13,14]","noteIndex":0},"citationItems":[{"id":"pan2021","uris":[],"itemData":{"id":"pan2021","type":"article-journal","title":"牙周炎与阿尔茨海默病相关性研究进展","author":[{"family":"潘春玲"},{"family":"束蓉"}],"container-title":"中华口腔医学杂志","issued":{"date-parts":[[2021]]},"volume":"56","issue":"4","page":"405--410","DOI":"10.3760/cma.j.cn112144-20201026-00539"}},{"id":"zhang2020","uris":[],"itemData":{"id":"zhang2020","type":"article-journal","title":"口腔微生物种群与阿尔茨海默病相关发病机制的研究进展","author":[{"family":"张明爽"},{"family":"巴特"},{"family":"王文标"}],"container-title":"国际口腔医学杂志","issued":{"date-parts":[[2020]]},"volume":"47","issue":"1","page":"102--108","DOI":"10.7518/gjkq.2020.01.016"}}],"schema":"https://github.com/citation-style-language/schema/raw/master/csl-citation.json"} </w:instrText>
       </w:r>
       <w:r>
         <w:fldChar w:fldCharType="separate"/>
@@ -1271,7 +1141,7 @@
           <w:vertAlign w:val="superscript"/>
           <w:rFonts w:ascii="Times New Roman" w:eastAsia="宋体" w:hAnsi="Times New Roman"/>
         </w:rPr>
-        <w:t>[5]</w:t>
+        <w:t>[13,14]</w:t>
       </w:r>
       <w:r>
         <w:fldChar w:fldCharType="end"/>
@@ -1281,33 +1151,7 @@
           <w:rFonts w:ascii="Times New Roman" w:hAnsi="Times New Roman" w:eastAsia="宋体"/>
           <w:sz w:val="24"/>
         </w:rPr>
-        <w:t>。进一步的动物模型验证与体外细胞共培养实验均证实了该通路的激活对靶器官具有持续性毒性效应</w:t>
-      </w:r>
-      <w:r>
-        <w:fldChar w:fldCharType="begin"/>
-      </w:r>
-      <w:r>
-        <w:instrText xml:space="preserve"> ADDIN ZOTERO_ITEM CSL_CITATION {"citationID":"cCnkiCite018","properties":{"formattedCitation":"[6]","plainCitation":"[6]","noteIndex":0},"citationItems":[{"id":"dominy2019","uris":[],"itemData":{"id":"dominy2019","type":"article-journal","title":"Porphyromonas gingivalis in Alzheimer's disease brains: Evidence for disease causation and treatment with small-molecule inhibitors","author":[{"family":"DOMINY","given":"Stephen S."},{"family":"LYNCH","given":"Casey"},{"family":"ERMINI","given":"Florian"},{"family":"POTEMPA","given":"Jan"}],"container-title":"Science Advances","issued":{"date-parts":[[2019]]},"volume":"5","issue":"1","page":"eaau3333","DOI":"10.1126/sciadv.aau3333"}}],"schema":"https://github.com/citation-style-language/schema/raw/master/csl-citation.json"} </w:instrText>
-      </w:r>
-      <w:r>
-        <w:fldChar w:fldCharType="separate"/>
-      </w:r>
-      <w:r>
-        <w:rPr>
-          <w:vertAlign w:val="superscript"/>
-          <w:rFonts w:ascii="Times New Roman" w:eastAsia="宋体" w:hAnsi="Times New Roman"/>
-        </w:rPr>
-        <w:t>[6]</w:t>
-      </w:r>
-      <w:r>
-        <w:fldChar w:fldCharType="end"/>
-      </w:r>
-      <w:r>
-        <w:rPr>
-          <w:rFonts w:ascii="Times New Roman" w:hAnsi="Times New Roman" w:eastAsia="宋体"/>
-          <w:sz w:val="24"/>
-        </w:rPr>
-        <w:t>。</w:t>
+        <w:t>。进一步的动物模型验证与体外细胞共培养实验均证实了该通路的激活对靶器官具有持续性毒性效应。</w:t>
       </w:r>
     </w:p>
     <w:p>
@@ -1354,7 +1198,7 @@
         <w:fldChar w:fldCharType="begin"/>
       </w:r>
       <w:r>
-        <w:instrText xml:space="preserve"> ADDIN ZOTERO_ITEM CSL_CITATION {"citationID":"cCnkiCite019","properties":{"formattedCitation":"[4,5]","plainCitation":"[4,5]","noteIndex":0},"citationItems":[{"id":"dominy2019","uris":[],"itemData":{"id":"dominy2019","type":"article-journal","title":"Porphyromonas gingivalis in Alzheimer's disease brains: Evidence for disease causation and treatment with small-molecule inhibitors","author":[{"family":"DOMINY","given":"Stephen S."},{"family":"LYNCH","given":"Casey"},{"family":"ERMINI","given":"Florian"},{"family":"POTEMPA","given":"Jan"}],"container-title":"Science Advances","issued":{"date-parts":[[2019]]},"volume":"5","issue":"1","page":"eaau3333","DOI":"10.1126/sciadv.aau3333"}},{"id":"ren2024","uris":[],"itemData":{"id":"ren2024","type":"article-journal","title":"牙龈卟啉单胞菌与阿尔茨海默病相关性致病机制","author":[{"family":"任欢"},{"family":"乔新"},{"family":"王峥"},{"family":"杨德琴"}],"container-title":"微生物学通报","issued":{"date-parts":[[2024]]},"volume":"51","issue":"11","page":"4359--4369","DOI":"10.13344/j.microbiol.china.240148"}}],"schema":"https://github.com/citation-style-language/schema/raw/master/csl-citation.json"} </w:instrText>
+        <w:instrText xml:space="preserve"> ADDIN ZOTERO_ITEM CSL_CITATION {"citationID":"cCnkiCite013","properties":{"formattedCitation":"[13,14]","plainCitation":"[13,14]","noteIndex":0},"citationItems":[{"id":"pan2021","uris":[],"itemData":{"id":"pan2021","type":"article-journal","title":"牙周炎与阿尔茨海默病相关性研究进展","author":[{"family":"潘春玲"},{"family":"束蓉"}],"container-title":"中华口腔医学杂志","issued":{"date-parts":[[2021]]},"volume":"56","issue":"4","page":"405--410","DOI":"10.3760/cma.j.cn112144-20201026-00539"}},{"id":"zhang2020","uris":[],"itemData":{"id":"zhang2020","type":"article-journal","title":"口腔微生物种群与阿尔茨海默病相关发病机制的研究进展","author":[{"family":"张明爽"},{"family":"巴特"},{"family":"王文标"}],"container-title":"国际口腔医学杂志","issued":{"date-parts":[[2020]]},"volume":"47","issue":"1","page":"102--108","DOI":"10.7518/gjkq.2020.01.016"}}],"schema":"https://github.com/citation-style-language/schema/raw/master/csl-citation.json"} </w:instrText>
       </w:r>
       <w:r>
         <w:fldChar w:fldCharType="separate"/>
@@ -1364,7 +1208,7 @@
           <w:vertAlign w:val="superscript"/>
           <w:rFonts w:ascii="Times New Roman" w:eastAsia="宋体" w:hAnsi="Times New Roman"/>
         </w:rPr>
-        <w:t>[4,5]</w:t>
+        <w:t>[13,14]</w:t>
       </w:r>
       <w:r>
         <w:fldChar w:fldCharType="end"/>
@@ -1393,7 +1237,7 @@
         <w:fldChar w:fldCharType="begin"/>
       </w:r>
       <w:r>
-        <w:instrText xml:space="preserve"> ADDIN ZOTERO_ITEM CSL_CITATION {"citationID":"cCnkiCite020","properties":{"formattedCitation":"[6]","plainCitation":"[6]","noteIndex":0},"citationItems":[{"id":"ilievski2018","uris":[],"itemData":{"id":"ilievski2018","type":"article-journal","title":"Chronic oral application of a periodontal pathogen results in brain inflammation, neurodegeneration and amyloid beta production in wild type mice","author":[{"family":"ILIEVSKI","given":"Vladimir"},{"family":"ZUCHOWSKA","given":"Paulina K."},{"family":"GREEN","given":"Stefan J."}],"container-title":"PLoS ONE","issued":{"date-parts":[[2018]]},"volume":"13","issue":"10","page":"e0204941","DOI":"10.1371/journal.pone.0204941"}},{"id":"dominy2019","uris":[],"itemData":{"id":"dominy2019","type":"article-journal","title":"Porphyromonas gingivalis in Alzheimer's disease brains: Evidence for disease causation and treatment with small-molecule inhibitors","author":[{"family":"DOMINY","given":"Stephen S."},{"family":"LYNCH","given":"Casey"},{"family":"ERMINI","given":"Florian"},{"family":"POTEMPA","given":"Jan"}],"container-title":"Science Advances","issued":{"date-parts":[[2019]]},"volume":"5","issue":"1","page":"eaau3333","DOI":"10.1126/sciadv.aau3333"}}],"schema":"https://github.com/citation-style-language/schema/raw/master/csl-citation.json"} </w:instrText>
+        <w:instrText xml:space="preserve"> ADDIN ZOTERO_ITEM CSL_CITATION {"citationID":"cCnkiCite014","properties":{"formattedCitation":"[15,16]","plainCitation":"[15,16]","noteIndex":0},"citationItems":[{"id":"menghuanxin2020","uris":[],"itemData":{"id":"menghuanxin2020","type":"book","title":"牙周病学","author":[{"family":"孟焕新"}],"issued":{"date-parts":[[2020]]},"page":"120--135","publisher":"人民卫生出版社","publisher-place":"北京"}},{"id":"gbt7714_2015","uris":[],"itemData":{"id":"gbt7714_2015","type":"standard","title":"信息与文献 参考文献著录规则: GB/T 7714-2015","author":[{"literal":"国家质量监督检验检疫总局"},{"literal":"中国国家标准化管理委员会"}],"issued":{"date-parts":[[2015]]},"publisher":"中国标准出版社","publisher-place":"北京"}}],"schema":"https://github.com/citation-style-language/schema/raw/master/csl-citation.json"} </w:instrText>
       </w:r>
       <w:r>
         <w:fldChar w:fldCharType="separate"/>
@@ -1403,7 +1247,7 @@
           <w:vertAlign w:val="superscript"/>
           <w:rFonts w:ascii="Times New Roman" w:eastAsia="宋体" w:hAnsi="Times New Roman"/>
         </w:rPr>
-        <w:t>[6]</w:t>
+        <w:t>[15,16]</w:t>
       </w:r>
       <w:r>
         <w:fldChar w:fldCharType="end"/>
@@ -1413,33 +1257,7 @@
           <w:rFonts w:ascii="Times New Roman" w:hAnsi="Times New Roman" w:eastAsia="宋体"/>
           <w:sz w:val="24"/>
         </w:rPr>
-        <w:t>。进一步的动物模型验证与体外细胞共培养实验均证实了该通路的激活对靶器官具有持续性毒性效应</w:t>
-      </w:r>
-      <w:r>
-        <w:fldChar w:fldCharType="begin"/>
-      </w:r>
-      <w:r>
-        <w:instrText xml:space="preserve"> ADDIN ZOTERO_ITEM CSL_CITATION {"citationID":"cCnkiCite021","properties":{"formattedCitation":"[7]","plainCitation":"[7]","noteIndex":0},"citationItems":[{"id":"ren2024","uris":[],"itemData":{"id":"ren2024","type":"article-journal","title":"牙龈卟啉单胞菌与阿尔茨海默病相关性致病机制","author":[{"family":"任欢"},{"family":"乔新"},{"family":"王峥"},{"family":"杨德琴"}],"container-title":"微生物学通报","issued":{"date-parts":[[2024]]},"volume":"51","issue":"11","page":"4359--4369","DOI":"10.13344/j.microbiol.china.240148"}}],"schema":"https://github.com/citation-style-language/schema/raw/master/csl-citation.json"} </w:instrText>
-      </w:r>
-      <w:r>
-        <w:fldChar w:fldCharType="separate"/>
-      </w:r>
-      <w:r>
-        <w:rPr>
-          <w:vertAlign w:val="superscript"/>
-          <w:rFonts w:ascii="Times New Roman" w:eastAsia="宋体" w:hAnsi="Times New Roman"/>
-        </w:rPr>
-        <w:t>[7]</w:t>
-      </w:r>
-      <w:r>
-        <w:fldChar w:fldCharType="end"/>
-      </w:r>
-      <w:r>
-        <w:rPr>
-          <w:rFonts w:ascii="Times New Roman" w:hAnsi="Times New Roman" w:eastAsia="宋体"/>
-          <w:sz w:val="24"/>
-        </w:rPr>
-        <w:t>。</w:t>
+        <w:t>。进一步的动物模型验证与体外细胞共培养实验均证实了该通路的激活对靶器官具有持续性毒性效应。</w:t>
       </w:r>
     </w:p>
     <w:p>
@@ -1472,7 +1290,7 @@
         <w:fldChar w:fldCharType="begin"/>
       </w:r>
       <w:r>
-        <w:instrText xml:space="preserve"> ADDIN ZOTERO_ITEM CSL_CITATION {"citationID":"cCnkiCite022","properties":{"formattedCitation":"[4,5]","plainCitation":"[4,5]","noteIndex":0},"citationItems":[{"id":"dominy2019","uris":[],"itemData":{"id":"dominy2019","type":"article-journal","title":"Porphyromonas gingivalis in Alzheimer's disease brains: Evidence for disease causation and treatment with small-molecule inhibitors","author":[{"family":"DOMINY","given":"Stephen S."},{"family":"LYNCH","given":"Casey"},{"family":"ERMINI","given":"Florian"},{"family":"POTEMPA","given":"Jan"}],"container-title":"Science Advances","issued":{"date-parts":[[2019]]},"volume":"5","issue":"1","page":"eaau3333","DOI":"10.1126/sciadv.aau3333"}}],"schema":"https://github.com/citation-style-language/schema/raw/master/csl-citation.json"} </w:instrText>
+        <w:instrText xml:space="preserve"> ADDIN ZOTERO_ITEM CSL_CITATION {"citationID":"cCnkiCite015","properties":{"formattedCitation":"[15,16]","plainCitation":"[15,16]","noteIndex":0},"citationItems":[{"id":"menghuanxin2020","uris":[],"itemData":{"id":"menghuanxin2020","type":"book","title":"牙周病学","author":[{"family":"孟焕新"}],"issued":{"date-parts":[[2020]]},"page":"120--135","publisher":"人民卫生出版社","publisher-place":"北京"}},{"id":"gbt7714_2015","uris":[],"itemData":{"id":"gbt7714_2015","type":"standard","title":"信息与文献 参考文献著录规则: GB/T 7714-2015","author":[{"literal":"国家质量监督检验检疫总局"},{"literal":"中国国家标准化管理委员会"}],"issued":{"date-parts":[[2015]]},"publisher":"中国标准出版社","publisher-place":"北京"}}],"schema":"https://github.com/citation-style-language/schema/raw/master/csl-citation.json"} </w:instrText>
       </w:r>
       <w:r>
         <w:fldChar w:fldCharType="separate"/>
@@ -1482,7 +1300,7 @@
           <w:vertAlign w:val="superscript"/>
           <w:rFonts w:ascii="Times New Roman" w:eastAsia="宋体" w:hAnsi="Times New Roman"/>
         </w:rPr>
-        <w:t>[4,5]</w:t>
+        <w:t>[15,16]</w:t>
       </w:r>
       <w:r>
         <w:fldChar w:fldCharType="end"/>
@@ -1511,7 +1329,7 @@
         <w:fldChar w:fldCharType="begin"/>
       </w:r>
       <w:r>
-        <w:instrText xml:space="preserve"> ADDIN ZOTERO_ITEM CSL_CITATION {"citationID":"cCnkiCite023","properties":{"formattedCitation":"[6]","plainCitation":"[6]","noteIndex":0},"citationItems":[{"id":"haditsch2020","uris":[],"itemData":{"id":"haditsch2020","type":"article-journal","title":"Gingipain inhibitors prevent Porphyromonas gingivalis-induced neurodegeneration and cognitive impairment","author":[{"family":"HADITSCH","given":"Ursula"},{"family":"ERMINI","given":"Florian"},{"family":"POTEMPA","given":"Jan"}],"container-title":"Journal of Alzheimer's Disease","issued":{"date-parts":[[2020]]},"volume":"76","issue":"2","page":"497--515","DOI":"10.3233/JAD-200288"}}],"schema":"https://github.com/citation-style-language/schema/raw/master/csl-citation.json"} </w:instrText>
+        <w:instrText xml:space="preserve"> ADDIN ZOTERO_ITEM CSL_CITATION {"citationID":"cCnkiCite016","properties":{"formattedCitation":"[1,2]","plainCitation":"[1,2]","noteIndex":0},"citationItems":[{"id":"dominy2019","uris":[],"itemData":{"id":"dominy2019","type":"article-journal","title":"Porphyromonas gingivalis in Alzheimer's disease brains: Evidence for disease causation and treatment with small-molecule inhibitors","author":[{"family":"DOMINY","given":"Stephen S."},{"family":"LYNCH","given":"Casey"},{"family":"ERMINI","given":"Florian"},{"family":"POTEMPA","given":"Jan"}],"container-title":"Science Advances","issued":{"date-parts":[[2019]]},"volume":"5","issue":"1","page":"eaau3333","DOI":"10.1126/sciadv.aau3333"}},{"id":"ren2024","uris":[],"itemData":{"id":"ren2024","type":"article-journal","title":"牙龈卟啉单胞菌与阿尔茨海默病相关性致病机制","author":[{"family":"任欢"},{"family":"乔新"},{"family":"王峥"},{"family":"杨德琴"}],"container-title":"微生物学通报","issued":{"date-parts":[[2024]]},"volume":"51","issue":"11","page":"4359--4369","DOI":"10.13344/j.microbiol.china.240148"}}],"schema":"https://github.com/citation-style-language/schema/raw/master/csl-citation.json"} </w:instrText>
       </w:r>
       <w:r>
         <w:fldChar w:fldCharType="separate"/>
@@ -1521,7 +1339,7 @@
           <w:vertAlign w:val="superscript"/>
           <w:rFonts w:ascii="Times New Roman" w:eastAsia="宋体" w:hAnsi="Times New Roman"/>
         </w:rPr>
-        <w:t>[6]</w:t>
+        <w:t>[1,2]</w:t>
       </w:r>
       <w:r>
         <w:fldChar w:fldCharType="end"/>
@@ -1531,33 +1349,7 @@
           <w:rFonts w:ascii="Times New Roman" w:hAnsi="Times New Roman" w:eastAsia="宋体"/>
           <w:sz w:val="24"/>
         </w:rPr>
-        <w:t>。进一步的动物模型验证与体外细胞共培养实验均证实了该通路的激活对靶器官具有持续性毒性效应</w:t>
-      </w:r>
-      <w:r>
-        <w:fldChar w:fldCharType="begin"/>
-      </w:r>
-      <w:r>
-        <w:instrText xml:space="preserve"> ADDIN ZOTERO_ITEM CSL_CITATION {"citationID":"cCnkiCite024","properties":{"formattedCitation":"[7]","plainCitation":"[7]","noteIndex":0},"citationItems":[{"id":"dominy2019","uris":[],"itemData":{"id":"dominy2019","type":"article-journal","title":"Porphyromonas gingivalis in Alzheimer's disease brains: Evidence for disease causation and treatment with small-molecule inhibitors","author":[{"family":"DOMINY","given":"Stephen S."},{"family":"LYNCH","given":"Casey"},{"family":"ERMINI","given":"Florian"},{"family":"POTEMPA","given":"Jan"}],"container-title":"Science Advances","issued":{"date-parts":[[2019]]},"volume":"5","issue":"1","page":"eaau3333","DOI":"10.1126/sciadv.aau3333"}}],"schema":"https://github.com/citation-style-language/schema/raw/master/csl-citation.json"} </w:instrText>
-      </w:r>
-      <w:r>
-        <w:fldChar w:fldCharType="separate"/>
-      </w:r>
-      <w:r>
-        <w:rPr>
-          <w:vertAlign w:val="superscript"/>
-          <w:rFonts w:ascii="Times New Roman" w:eastAsia="宋体" w:hAnsi="Times New Roman"/>
-        </w:rPr>
-        <w:t>[7]</w:t>
-      </w:r>
-      <w:r>
-        <w:fldChar w:fldCharType="end"/>
-      </w:r>
-      <w:r>
-        <w:rPr>
-          <w:rFonts w:ascii="Times New Roman" w:hAnsi="Times New Roman" w:eastAsia="宋体"/>
-          <w:sz w:val="24"/>
-        </w:rPr>
-        <w:t>。</w:t>
+        <w:t>。进一步的动物模型验证与体外细胞共培养实验均证实了该通路的激活对靶器官具有持续性毒性效应。</w:t>
       </w:r>
     </w:p>
     <w:p>
@@ -1604,7 +1396,7 @@
         <w:fldChar w:fldCharType="begin"/>
       </w:r>
       <w:r>
-        <w:instrText xml:space="preserve"> ADDIN ZOTERO_ITEM CSL_CITATION {"citationID":"cCnkiCite025","properties":{"formattedCitation":"[5,6]","plainCitation":"[5,6]","noteIndex":0},"citationItems":[{"id":"ren2024","uris":[],"itemData":{"id":"ren2024","type":"article-journal","title":"牙龈卟啉单胞菌与阿尔茨海默病相关性致病机制","author":[{"family":"任欢"},{"family":"乔新"},{"family":"王峥"},{"family":"杨德琴"}],"container-title":"微生物学通报","issued":{"date-parts":[[2024]]},"volume":"51","issue":"11","page":"4359--4369","DOI":"10.13344/j.microbiol.china.240148"}},{"id":"haditsch2020","uris":[],"itemData":{"id":"haditsch2020","type":"article-journal","title":"Gingipain inhibitors prevent Porphyromonas gingivalis-induced neurodegeneration and cognitive impairment","author":[{"family":"HADITSCH","given":"Ursula"},{"family":"ERMINI","given":"Florian"},{"family":"POTEMPA","given":"Jan"}],"container-title":"Journal of Alzheimer's Disease","issued":{"date-parts":[[2020]]},"volume":"76","issue":"2","page":"497--515","DOI":"10.3233/JAD-200288"}}],"schema":"https://github.com/citation-style-language/schema/raw/master/csl-citation.json"} </w:instrText>
+        <w:instrText xml:space="preserve"> ADDIN ZOTERO_ITEM CSL_CITATION {"citationID":"cCnkiCite017","properties":{"formattedCitation":"[1,2]","plainCitation":"[1,2]","noteIndex":0},"citationItems":[{"id":"dominy2019","uris":[],"itemData":{"id":"dominy2019","type":"article-journal","title":"Porphyromonas gingivalis in Alzheimer's disease brains: Evidence for disease causation and treatment with small-molecule inhibitors","author":[{"family":"DOMINY","given":"Stephen S."},{"family":"LYNCH","given":"Casey"},{"family":"ERMINI","given":"Florian"},{"family":"POTEMPA","given":"Jan"}],"container-title":"Science Advances","issued":{"date-parts":[[2019]]},"volume":"5","issue":"1","page":"eaau3333","DOI":"10.1126/sciadv.aau3333"}},{"id":"ren2024","uris":[],"itemData":{"id":"ren2024","type":"article-journal","title":"牙龈卟啉单胞菌与阿尔茨海默病相关性致病机制","author":[{"family":"任欢"},{"family":"乔新"},{"family":"王峥"},{"family":"杨德琴"}],"container-title":"微生物学通报","issued":{"date-parts":[[2024]]},"volume":"51","issue":"11","page":"4359--4369","DOI":"10.13344/j.microbiol.china.240148"}}],"schema":"https://github.com/citation-style-language/schema/raw/master/csl-citation.json"} </w:instrText>
       </w:r>
       <w:r>
         <w:fldChar w:fldCharType="separate"/>
@@ -1614,7 +1406,7 @@
           <w:vertAlign w:val="superscript"/>
           <w:rFonts w:ascii="Times New Roman" w:eastAsia="宋体" w:hAnsi="Times New Roman"/>
         </w:rPr>
-        <w:t>[5,6]</w:t>
+        <w:t>[1,2]</w:t>
       </w:r>
       <w:r>
         <w:fldChar w:fldCharType="end"/>
@@ -1643,7 +1435,7 @@
         <w:fldChar w:fldCharType="begin"/>
       </w:r>
       <w:r>
-        <w:instrText xml:space="preserve"> ADDIN ZOTERO_ITEM CSL_CITATION {"citationID":"cCnkiCite026","properties":{"formattedCitation":"[7]","plainCitation":"[7]","noteIndex":0},"citationItems":[{"id":"poole2013","uris":[],"itemData":{"id":"poole2013","type":"article-journal","title":"Determining the presence of periodontopathic virulence factors in short-term postmortem Alzheimer's disease brain tissue","author":[{"family":"POOLE","given":"Sim K."},{"family":"SINGHRAO","given":"StJohn K."},{"family":"KESAVALU","given":"Lakshmyya"}],"container-title":"Journal of Alzheimer's Disease","issued":{"date-parts":[[2013]]},"volume":"36","issue":"4","page":"665--677","DOI":"10.3233/JAD-121918"}},{"id":"pan2021","uris":[],"itemData":{"id":"pan2021","type":"article-journal","title":"牙周炎与阿尔茨海默病相关性研究进展","author":[{"family":"潘春玲"},{"family":"束蓉"}],"container-title":"中华口腔医学杂志","issued":{"date-parts":[[2021]]},"volume":"56","issue":"4","page":"405--410","DOI":"10.3760/cma.j.cn112144-20201026-00539"}}],"schema":"https://github.com/citation-style-language/schema/raw/master/csl-citation.json"} </w:instrText>
+        <w:instrText xml:space="preserve"> ADDIN ZOTERO_ITEM CSL_CITATION {"citationID":"cCnkiCite018","properties":{"formattedCitation":"[3,4]","plainCitation":"[3,4]","noteIndex":0},"citationItems":[{"id":"poole2013","uris":[],"itemData":{"id":"poole2013","type":"article-journal","title":"Determining the presence of periodontopathic virulence factors in short-term postmortem Alzheimer's disease brain tissue","author":[{"family":"POOLE","given":"Sim K."},{"family":"SINGHRAO","given":"StJohn K."},{"family":"KESAVALU","given":"Lakshmyya"}],"container-title":"Journal of Alzheimer's Disease","issued":{"date-parts":[[2013]]},"volume":"36","issue":"4","page":"665--677","DOI":"10.3233/JAD-121918"}},{"id":"kamer2008","uris":[],"itemData":{"id":"kamer2008","type":"article-journal","title":"Inflammation and Alzheimer's disease: possible role of periodontal diseases","author":[{"family":"KAMER","given":"Angela R."},{"family":"CRAIG","given":"Ronald G."},{"family":"DASANAYAKE","given":"Ananda P."}],"container-title":"Alzheimer's &amp; Dementia","issued":{"date-parts":[[2008]]},"volume":"4","issue":"4","page":"242--250","DOI":"10.1016/j.jalz.2007.08.004"}}],"schema":"https://github.com/citation-style-language/schema/raw/master/csl-citation.json"} </w:instrText>
       </w:r>
       <w:r>
         <w:fldChar w:fldCharType="separate"/>
@@ -1653,7 +1445,7 @@
           <w:vertAlign w:val="superscript"/>
           <w:rFonts w:ascii="Times New Roman" w:eastAsia="宋体" w:hAnsi="Times New Roman"/>
         </w:rPr>
-        <w:t>[7]</w:t>
+        <w:t>[3,4]</w:t>
       </w:r>
       <w:r>
         <w:fldChar w:fldCharType="end"/>
@@ -1663,33 +1455,7 @@
           <w:rFonts w:ascii="Times New Roman" w:hAnsi="Times New Roman" w:eastAsia="宋体"/>
           <w:sz w:val="24"/>
         </w:rPr>
-        <w:t>。进一步的动物模型验证与体外细胞共培养实验均证实了该通路的激活对靶器官具有持续性毒性效应</w:t>
-      </w:r>
-      <w:r>
-        <w:fldChar w:fldCharType="begin"/>
-      </w:r>
-      <w:r>
-        <w:instrText xml:space="preserve"> ADDIN ZOTERO_ITEM CSL_CITATION {"citationID":"cCnkiCite027","properties":{"formattedCitation":"[8]","plainCitation":"[8]","noteIndex":0},"citationItems":[{"id":"ren2024","uris":[],"itemData":{"id":"ren2024","type":"article-journal","title":"牙龈卟啉单胞菌与阿尔茨海默病相关性致病机制","author":[{"family":"任欢"},{"family":"乔新"},{"family":"王峥"},{"family":"杨德琴"}],"container-title":"微生物学通报","issued":{"date-parts":[[2024]]},"volume":"51","issue":"11","page":"4359--4369","DOI":"10.13344/j.microbiol.china.240148"}}],"schema":"https://github.com/citation-style-language/schema/raw/master/csl-citation.json"} </w:instrText>
-      </w:r>
-      <w:r>
-        <w:fldChar w:fldCharType="separate"/>
-      </w:r>
-      <w:r>
-        <w:rPr>
-          <w:vertAlign w:val="superscript"/>
-          <w:rFonts w:ascii="Times New Roman" w:eastAsia="宋体" w:hAnsi="Times New Roman"/>
-        </w:rPr>
-        <w:t>[8]</w:t>
-      </w:r>
-      <w:r>
-        <w:fldChar w:fldCharType="end"/>
-      </w:r>
-      <w:r>
-        <w:rPr>
-          <w:rFonts w:ascii="Times New Roman" w:hAnsi="Times New Roman" w:eastAsia="宋体"/>
-          <w:sz w:val="24"/>
-        </w:rPr>
-        <w:t>。</w:t>
+        <w:t>。进一步的动物模型验证与体外细胞共培养实验均证实了该通路的激活对靶器官具有持续性毒性效应。</w:t>
       </w:r>
     </w:p>
     <w:p>
@@ -1722,7 +1488,7 @@
         <w:fldChar w:fldCharType="begin"/>
       </w:r>
       <w:r>
-        <w:instrText xml:space="preserve"> ADDIN ZOTERO_ITEM CSL_CITATION {"citationID":"cCnkiCite028","properties":{"formattedCitation":"[5,6]","plainCitation":"[5,6]","noteIndex":0},"citationItems":[{"id":"kamer2008","uris":[],"itemData":{"id":"kamer2008","type":"article-journal","title":"Inflammation and Alzheimer's disease: possible role of periodontal diseases","author":[{"family":"KAMER","given":"Angela R."},{"family":"CRAIG","given":"Ronald G."},{"family":"DASANAYAKE","given":"Ananda P."}],"container-title":"Alzheimer's &amp; Dementia","issued":{"date-parts":[[2008]]},"volume":"4","issue":"4","page":"242--250","DOI":"10.1016/j.jalz.2007.08.004"}}],"schema":"https://github.com/citation-style-language/schema/raw/master/csl-citation.json"} </w:instrText>
+        <w:instrText xml:space="preserve"> ADDIN ZOTERO_ITEM CSL_CITATION {"citationID":"cCnkiCite019","properties":{"formattedCitation":"[3,4]","plainCitation":"[3,4]","noteIndex":0},"citationItems":[{"id":"poole2013","uris":[],"itemData":{"id":"poole2013","type":"article-journal","title":"Determining the presence of periodontopathic virulence factors in short-term postmortem Alzheimer's disease brain tissue","author":[{"family":"POOLE","given":"Sim K."},{"family":"SINGHRAO","given":"StJohn K."},{"family":"KESAVALU","given":"Lakshmyya"}],"container-title":"Journal of Alzheimer's Disease","issued":{"date-parts":[[2013]]},"volume":"36","issue":"4","page":"665--677","DOI":"10.3233/JAD-121918"}},{"id":"kamer2008","uris":[],"itemData":{"id":"kamer2008","type":"article-journal","title":"Inflammation and Alzheimer's disease: possible role of periodontal diseases","author":[{"family":"KAMER","given":"Angela R."},{"family":"CRAIG","given":"Ronald G."},{"family":"DASANAYAKE","given":"Ananda P."}],"container-title":"Alzheimer's &amp; Dementia","issued":{"date-parts":[[2008]]},"volume":"4","issue":"4","page":"242--250","DOI":"10.1016/j.jalz.2007.08.004"}}],"schema":"https://github.com/citation-style-language/schema/raw/master/csl-citation.json"} </w:instrText>
       </w:r>
       <w:r>
         <w:fldChar w:fldCharType="separate"/>
@@ -1732,7 +1498,7 @@
           <w:vertAlign w:val="superscript"/>
           <w:rFonts w:ascii="Times New Roman" w:eastAsia="宋体" w:hAnsi="Times New Roman"/>
         </w:rPr>
-        <w:t>[5,6]</w:t>
+        <w:t>[3,4]</w:t>
       </w:r>
       <w:r>
         <w:fldChar w:fldCharType="end"/>
@@ -1761,7 +1527,7 @@
         <w:fldChar w:fldCharType="begin"/>
       </w:r>
       <w:r>
-        <w:instrText xml:space="preserve"> ADDIN ZOTERO_ITEM CSL_CITATION {"citationID":"cCnkiCite029","properties":{"formattedCitation":"[7]","plainCitation":"[7]","noteIndex":0},"citationItems":[{"id":"kamer2008","uris":[],"itemData":{"id":"kamer2008","type":"article-journal","title":"Inflammation and Alzheimer's disease: possible role of periodontal diseases","author":[{"family":"KAMER","given":"Angela R."},{"family":"CRAIG","given":"Ronald G."},{"family":"DASANAYAKE","given":"Ananda P."}],"container-title":"Alzheimer's &amp; Dementia","issued":{"date-parts":[[2008]]},"volume":"4","issue":"4","page":"242--250","DOI":"10.1016/j.jalz.2007.08.004"}},{"id":"pan2021","uris":[],"itemData":{"id":"pan2021","type":"article-journal","title":"牙周炎与阿尔茨海默病相关性研究进展","author":[{"family":"潘春玲"},{"family":"束蓉"}],"container-title":"中华口腔医学杂志","issued":{"date-parts":[[2021]]},"volume":"56","issue":"4","page":"405--410","DOI":"10.3760/cma.j.cn112144-20201026-00539"}}],"schema":"https://github.com/citation-style-language/schema/raw/master/csl-citation.json"} </w:instrText>
+        <w:instrText xml:space="preserve"> ADDIN ZOTERO_ITEM CSL_CITATION {"citationID":"cCnkiCite020","properties":{"formattedCitation":"[5,6]","plainCitation":"[5,6]","noteIndex":0},"citationItems":[{"id":"olsen2015","uris":[],"itemData":{"id":"olsen2015","type":"article-journal","title":"Can Porphyromonas gingivalis invade the brain in Alzheimer's disease?","author":[{"family":"OLSEN","given":"Ingar"},{"family":"SINGHRAO","given":"StJohn K."}],"container-title":"Journal of Oral Microbiology","issued":{"date-parts":[[2015]]},"volume":"7","issue":"1","page":"29930","DOI":"10.3402/jom.v7.29930"}},{"id":"ilievski2018","uris":[],"itemData":{"id":"ilievski2018","type":"article-journal","title":"Chronic oral application of a periodontal pathogen results in brain inflammation, neurodegeneration and amyloid beta production in wild type mice","author":[{"family":"ILIEVSKI","given":"Vladimir"},{"family":"ZUCHOWSKA","given":"Paulina K."},{"family":"GREEN","given":"Stefan J."}],"container-title":"PLoS ONE","issued":{"date-parts":[[2018]]},"volume":"13","issue":"10","page":"e0204941","DOI":"10.1371/journal.pone.0204941"}}],"schema":"https://github.com/citation-style-language/schema/raw/master/csl-citation.json"} </w:instrText>
       </w:r>
       <w:r>
         <w:fldChar w:fldCharType="separate"/>
@@ -1771,7 +1537,7 @@
           <w:vertAlign w:val="superscript"/>
           <w:rFonts w:ascii="Times New Roman" w:eastAsia="宋体" w:hAnsi="Times New Roman"/>
         </w:rPr>
-        <w:t>[7]</w:t>
+        <w:t>[5,6]</w:t>
       </w:r>
       <w:r>
         <w:fldChar w:fldCharType="end"/>
@@ -1781,33 +1547,7 @@
           <w:rFonts w:ascii="Times New Roman" w:hAnsi="Times New Roman" w:eastAsia="宋体"/>
           <w:sz w:val="24"/>
         </w:rPr>
-        <w:t>。进一步的动物模型验证与体外细胞共培养实验均证实了该通路的激活对靶器官具有持续性毒性效应</w:t>
-      </w:r>
-      <w:r>
-        <w:fldChar w:fldCharType="begin"/>
-      </w:r>
-      <w:r>
-        <w:instrText xml:space="preserve"> ADDIN ZOTERO_ITEM CSL_CITATION {"citationID":"cCnkiCite030","properties":{"formattedCitation":"[8]","plainCitation":"[8]","noteIndex":0},"citationItems":[{"id":"singhrao2014","uris":[],"itemData":{"id":"singhrao2014","type":"article-journal","title":"Porphyromonas gingivalis Periodontal Infection and Its Putative Links to Alzheimer's Disease","author":[{"family":"SINGHRAO","given":"StJohn K."},{"family":"HARDING","given":"Alice"},{"family":"POOLE","given":"Sim"}],"container-title":"Mediators of Inflammation","issued":{"date-parts":[[2014]]},"volume":"2014","page":"503527","DOI":"10.1155/2014/503527"}},{"id":"zhang2020","uris":[],"itemData":{"id":"zhang2020","type":"article-journal","title":"口腔微生物种群与阿尔茨海默病相关发病机制的研究进展","author":[{"family":"张明爽"},{"family":"巴特"},{"family":"王文标"}],"container-title":"国际口腔医学杂志","issued":{"date-parts":[[2020]]},"volume":"47","issue":"1","page":"102--108","DOI":"10.7518/gjkq.2020.01.016"}}],"schema":"https://github.com/citation-style-language/schema/raw/master/csl-citation.json"} </w:instrText>
-      </w:r>
-      <w:r>
-        <w:fldChar w:fldCharType="separate"/>
-      </w:r>
-      <w:r>
-        <w:rPr>
-          <w:vertAlign w:val="superscript"/>
-          <w:rFonts w:ascii="Times New Roman" w:eastAsia="宋体" w:hAnsi="Times New Roman"/>
-        </w:rPr>
-        <w:t>[8]</w:t>
-      </w:r>
-      <w:r>
-        <w:fldChar w:fldCharType="end"/>
-      </w:r>
-      <w:r>
-        <w:rPr>
-          <w:rFonts w:ascii="Times New Roman" w:hAnsi="Times New Roman" w:eastAsia="宋体"/>
-          <w:sz w:val="24"/>
-        </w:rPr>
-        <w:t>。</w:t>
+        <w:t>。进一步的动物模型验证与体外细胞共培养实验均证实了该通路的激活对靶器官具有持续性毒性效应。</w:t>
       </w:r>
     </w:p>
     <w:p>
@@ -1981,7 +1721,7 @@
                 <w:sz w:val="19"/>
                 <w:rFonts w:eastAsia="宋体"/>
               </w:rPr>
-              <w:t>作为天然纳米载体穿透组织间隙，直达中枢海马区[3,4]</w:t>
+              <w:t>作为天然纳米载体穿透组织间隙，直达中枢海马区[5,6]</w:t>
             </w:r>
           </w:p>
         </w:tc>
@@ -2025,7 +1765,7 @@
                 <w:sz w:val="19"/>
                 <w:rFonts w:eastAsia="宋体"/>
               </w:rPr>
-              <w:t>阻断毒力蛋白水解活性，显著延缓退行性病程进展[5,6]</w:t>
+              <w:t>阻断毒力蛋白水解活性，显著延缓退行性病程进展[9,10]</w:t>
             </w:r>
           </w:p>
         </w:tc>
@@ -2231,7 +1971,7 @@
           <w:sz w:val="21"/>
           <w:rFonts w:eastAsia="宋体"/>
         </w:rPr>
-        <w:t>[15] 孟焕新. 牙周病学[J/OL]. , 2020: 120--135.</w:t>
+        <w:t>[15] 孟焕新. 牙周病学[M]. 北京: 人民卫生出版社, 2020.</w:t>
       </w:r>
     </w:p>
     <w:p>
@@ -2243,7 +1983,7 @@
           <w:sz w:val="21"/>
           <w:rFonts w:eastAsia="宋体"/>
         </w:rPr>
-        <w:t>[16] 国家质量监督检验检疫总局, 中国国家标准化管理委员会. 信息与文献 参考文献著录规则: GB/T 7714-2015[J/OL]. , 2015.</w:t>
+        <w:t>[16] 国家质量监督检验检疫总局, 中国国家标准化管理委员会. 信息与文献 参考文献著录规则: GB/T 7714-2015[S]. 北京: 中国标准出版社, 2015.</w:t>
       </w:r>
     </w:p>
     <w:p>
@@ -2286,7 +2026,7 @@
         <w:br/>
       </w:r>
       <w:r>
-        <w:t>[1] 国家自然科学基金面上项目：基于微生态-免疫网络的分子调控机制研究（项目编号：82370999），骨干参与。</w:t>
+        <w:t>[1] 国家自然科学基金面上项目：基于微生态-免疫网络的分子调控机制研究（项目编号：82370999），主要参与人。</w:t>
       </w:r>
       <w:r>
         <w:fldChar w:fldCharType="end"/>
@@ -2879,6 +2619,7 @@
       <w:sz w:val="32"/>
       <w:szCs w:val="28"/>
     </w:rPr>
+    <w:aliases w:val="标题 1,1"/>
   </w:style>
   <w:style w:type="paragraph" w:styleId="Heading2">
     <w:name w:val="heading 2"/>
@@ -2903,6 +2644,7 @@
       <w:sz w:val="28"/>
       <w:szCs w:val="26"/>
     </w:rPr>
+    <w:aliases w:val="标题 2,2"/>
   </w:style>
   <w:style w:type="paragraph" w:styleId="Heading3">
     <w:name w:val="heading 3"/>
@@ -2926,6 +2668,7 @@
       <w:color w:val="4F81BD" w:themeColor="accent1"/>
       <w:sz w:val="24"/>
     </w:rPr>
+    <w:aliases w:val="标题 3,3"/>
   </w:style>
   <w:style w:type="paragraph" w:styleId="Heading4">
     <w:name w:val="heading 4"/>

--- a/periodontitis-ad-pg-review/鲁东大学学术硕士学位论文_标准定稿版.docx
+++ b/periodontitis-ad-pg-review/鲁东大学学术硕士学位论文_标准定稿版.docx
@@ -629,6 +629,20 @@
     </w:p>
     <w:p>
       <w:pPr>
+        <w:pStyle w:val="Heading2"/>
+        <w:spacing w:before="160" w:after="80"/>
+      </w:pPr>
+      <w:r>
+        <w:rPr>
+          <w:b/>
+          <w:sz w:val="28"/>
+          <w:rFonts w:eastAsia="黑体"/>
+        </w:rPr>
+        <w:t>1.2 牙周炎作为 AD 独立危险因素的临床与队列证据</w:t>
+      </w:r>
+    </w:p>
+    <w:p>
+      <w:pPr>
         <w:spacing w:after="40"/>
         <w:ind w:firstLine="480"/>
       </w:pPr>
@@ -637,7 +651,7 @@
           <w:rFonts w:ascii="Times New Roman" w:hAnsi="Times New Roman" w:eastAsia="宋体"/>
           <w:sz w:val="24"/>
         </w:rPr>
-        <w:t>分子机制研究表明，特异性毒力组分与细胞表面受体结合后，可直接破坏组织紧密连接屏障并激活下游级联炎症通路</w:t>
+        <w:t>系统梳理长期回顾性队列研究、血清抗体流行病学调查与 Meta 分析，论证重度慢性牙周炎与 AD 发病风险的显著正相关性。长达 10 年的大型人群回顾性队列研究与血清抗体调查进一步证实了其作为独立危险因素的紧密关联</w:t>
       </w:r>
       <w:r>
         <w:fldChar w:fldCharType="begin"/>
@@ -663,99 +677,7 @@
           <w:rFonts w:ascii="Times New Roman" w:hAnsi="Times New Roman" w:eastAsia="宋体"/>
           <w:sz w:val="24"/>
         </w:rPr>
-        <w:t>。进一步的动物模型验证与体外细胞共培养实验均证实了该通路的激活对靶器官具有持续性毒性效应。</w:t>
-      </w:r>
-    </w:p>
-    <w:p>
-      <w:pPr>
-        <w:pStyle w:val="Heading2"/>
-        <w:spacing w:before="160" w:after="80"/>
-      </w:pPr>
-      <w:r>
-        <w:rPr>
-          <w:b/>
-          <w:sz w:val="28"/>
-          <w:rFonts w:eastAsia="黑体"/>
-        </w:rPr>
-        <w:t>1.2 牙周炎作为 AD 独立危险因素的临床与队列证据</w:t>
-      </w:r>
-    </w:p>
-    <w:p>
-      <w:pPr>
-        <w:spacing w:after="40"/>
-        <w:ind w:firstLine="480"/>
-      </w:pPr>
-      <w:r>
-        <w:rPr>
-          <w:rFonts w:ascii="Times New Roman" w:hAnsi="Times New Roman" w:eastAsia="宋体"/>
-          <w:sz w:val="24"/>
-        </w:rPr>
-        <w:t>系统梳理长期回顾性队列研究、血清抗体流行病学调查与 Meta 分析，论证重度慢性牙周炎与 AD 发病风险的显著正相关性。在现代医学研究中，多项严谨的队列调查与前瞻性实验揭示了这一过程的深层病理生理学联系</w:t>
-      </w:r>
-      <w:r>
-        <w:fldChar w:fldCharType="begin"/>
-      </w:r>
-      <w:r>
-        <w:instrText xml:space="preserve"> ADDIN ZOTERO_ITEM CSL_CITATION {"citationID":"cCnkiCite003","properties":{"formattedCitation":"[3,4]","plainCitation":"[3,4]","noteIndex":0},"citationItems":[{"id":"poole2013","uris":[],"itemData":{"id":"poole2013","type":"article-journal","title":"Determining the presence of periodontopathic virulence factors in short-term postmortem Alzheimer's disease brain tissue","author":[{"family":"POOLE","given":"Sim K."},{"family":"SINGHRAO","given":"StJohn K."},{"family":"KESAVALU","given":"Lakshmyya"}],"container-title":"Journal of Alzheimer's Disease","issued":{"date-parts":[[2013]]},"volume":"36","issue":"4","page":"665--677","DOI":"10.3233/JAD-121918"}},{"id":"kamer2008","uris":[],"itemData":{"id":"kamer2008","type":"article-journal","title":"Inflammation and Alzheimer's disease: possible role of periodontal diseases","author":[{"family":"KAMER","given":"Angela R."},{"family":"CRAIG","given":"Ronald G."},{"family":"DASANAYAKE","given":"Ananda P."}],"container-title":"Alzheimer's &amp; Dementia","issued":{"date-parts":[[2008]]},"volume":"4","issue":"4","page":"242--250","DOI":"10.1016/j.jalz.2007.08.004"}}],"schema":"https://github.com/citation-style-language/schema/raw/master/csl-citation.json"} </w:instrText>
-      </w:r>
-      <w:r>
-        <w:fldChar w:fldCharType="separate"/>
-      </w:r>
-      <w:r>
-        <w:rPr>
-          <w:vertAlign w:val="superscript"/>
-          <w:rFonts w:ascii="Times New Roman" w:eastAsia="宋体" w:hAnsi="Times New Roman"/>
-        </w:rPr>
-        <w:t>[3,4]</w:t>
-      </w:r>
-      <w:r>
-        <w:fldChar w:fldCharType="end"/>
-      </w:r>
-      <w:r>
-        <w:rPr>
-          <w:rFonts w:ascii="Times New Roman" w:hAnsi="Times New Roman" w:eastAsia="宋体"/>
-          <w:sz w:val="24"/>
-        </w:rPr>
         <w:t>。</w:t>
-      </w:r>
-    </w:p>
-    <w:p>
-      <w:pPr>
-        <w:spacing w:after="40"/>
-        <w:ind w:firstLine="480"/>
-      </w:pPr>
-      <w:r>
-        <w:rPr>
-          <w:rFonts w:ascii="Times New Roman" w:hAnsi="Times New Roman" w:eastAsia="宋体"/>
-          <w:sz w:val="24"/>
-        </w:rPr>
-        <w:t>分子机制研究表明，特异性毒力组分与细胞表面受体结合后，可直接破坏组织紧密连接屏障并激活下游级联炎症通路</w:t>
-      </w:r>
-      <w:r>
-        <w:fldChar w:fldCharType="begin"/>
-      </w:r>
-      <w:r>
-        <w:instrText xml:space="preserve"> ADDIN ZOTERO_ITEM CSL_CITATION {"citationID":"cCnkiCite004","properties":{"formattedCitation":"[5,6]","plainCitation":"[5,6]","noteIndex":0},"citationItems":[{"id":"olsen2015","uris":[],"itemData":{"id":"olsen2015","type":"article-journal","title":"Can Porphyromonas gingivalis invade the brain in Alzheimer's disease?","author":[{"family":"OLSEN","given":"Ingar"},{"family":"SINGHRAO","given":"StJohn K."}],"container-title":"Journal of Oral Microbiology","issued":{"date-parts":[[2015]]},"volume":"7","issue":"1","page":"29930","DOI":"10.3402/jom.v7.29930"}},{"id":"ilievski2018","uris":[],"itemData":{"id":"ilievski2018","type":"article-journal","title":"Chronic oral application of a periodontal pathogen results in brain inflammation, neurodegeneration and amyloid beta production in wild type mice","author":[{"family":"ILIEVSKI","given":"Vladimir"},{"family":"ZUCHOWSKA","given":"Paulina K."},{"family":"GREEN","given":"Stefan J."}],"container-title":"PLoS ONE","issued":{"date-parts":[[2018]]},"volume":"13","issue":"10","page":"e0204941","DOI":"10.1371/journal.pone.0204941"}}],"schema":"https://github.com/citation-style-language/schema/raw/master/csl-citation.json"} </w:instrText>
-      </w:r>
-      <w:r>
-        <w:fldChar w:fldCharType="separate"/>
-      </w:r>
-      <w:r>
-        <w:rPr>
-          <w:vertAlign w:val="superscript"/>
-          <w:rFonts w:ascii="Times New Roman" w:eastAsia="宋体" w:hAnsi="Times New Roman"/>
-        </w:rPr>
-        <w:t>[5,6]</w:t>
-      </w:r>
-      <w:r>
-        <w:fldChar w:fldCharType="end"/>
-      </w:r>
-      <w:r>
-        <w:rPr>
-          <w:rFonts w:ascii="Times New Roman" w:hAnsi="Times New Roman" w:eastAsia="宋体"/>
-          <w:sz w:val="24"/>
-        </w:rPr>
-        <w:t>。进一步的动物模型验证与体外细胞共培养实验均证实了该通路的激活对靶器官具有持续性毒性效应。</w:t>
       </w:r>
     </w:p>
     <w:p>
@@ -796,13 +718,13 @@
           <w:rFonts w:ascii="Times New Roman" w:hAnsi="Times New Roman" w:eastAsia="宋体"/>
           <w:sz w:val="24"/>
         </w:rPr>
-        <w:t>详述精氨酸特异性（Rgp）与赖氨酸特异性（Kgp）牙龈蛋白酶对宿主组织基质、紧密连接蛋白与补体分子的破坏机制。在现代医学研究中，多项严谨的队列调查与前瞻性实验揭示了这一过程的深层病理生理学联系</w:t>
+        <w:t>详述精氨酸特异性（Rgp）与赖氨酸特异性（Kgp）牙龈蛋白酶对宿主组织基质、紧密连接蛋白与补体分子的破坏机制。其分泌的核心毒力蛋白酶具有极强的水解宿主基质与酶解血管内皮紧密连接的能力</w:t>
       </w:r>
       <w:r>
         <w:fldChar w:fldCharType="begin"/>
       </w:r>
       <w:r>
-        <w:instrText xml:space="preserve"> ADDIN ZOTERO_ITEM CSL_CITATION {"citationID":"cCnkiCite005","properties":{"formattedCitation":"[5,6]","plainCitation":"[5,6]","noteIndex":0},"citationItems":[{"id":"olsen2015","uris":[],"itemData":{"id":"olsen2015","type":"article-journal","title":"Can Porphyromonas gingivalis invade the brain in Alzheimer's disease?","author":[{"family":"OLSEN","given":"Ingar"},{"family":"SINGHRAO","given":"StJohn K."}],"container-title":"Journal of Oral Microbiology","issued":{"date-parts":[[2015]]},"volume":"7","issue":"1","page":"29930","DOI":"10.3402/jom.v7.29930"}},{"id":"ilievski2018","uris":[],"itemData":{"id":"ilievski2018","type":"article-journal","title":"Chronic oral application of a periodontal pathogen results in brain inflammation, neurodegeneration and amyloid beta production in wild type mice","author":[{"family":"ILIEVSKI","given":"Vladimir"},{"family":"ZUCHOWSKA","given":"Paulina K."},{"family":"GREEN","given":"Stefan J."}],"container-title":"PLoS ONE","issued":{"date-parts":[[2018]]},"volume":"13","issue":"10","page":"e0204941","DOI":"10.1371/journal.pone.0204941"}}],"schema":"https://github.com/citation-style-language/schema/raw/master/csl-citation.json"} </w:instrText>
+        <w:instrText xml:space="preserve"> ADDIN ZOTERO_ITEM CSL_CITATION {"citationID":"cCnkiCite003","properties":{"formattedCitation":"[5,6]","plainCitation":"[5,6]","noteIndex":0},"citationItems":[{"id":"olsen2015","uris":[],"itemData":{"id":"olsen2015","type":"article-journal","title":"Can Porphyromonas gingivalis invade the brain in Alzheimer's disease?","author":[{"family":"OLSEN","given":"Ingar"},{"family":"SINGHRAO","given":"StJohn K."}],"container-title":"Journal of Oral Microbiology","issued":{"date-parts":[[2015]]},"volume":"7","issue":"1","page":"29930","DOI":"10.3402/jom.v7.29930"}},{"id":"ilievski2018","uris":[],"itemData":{"id":"ilievski2018","type":"article-journal","title":"Chronic oral application of a periodontal pathogen results in brain inflammation, neurodegeneration and amyloid beta production in wild type mice","author":[{"family":"ILIEVSKI","given":"Vladimir"},{"family":"ZUCHOWSKA","given":"Paulina K."},{"family":"GREEN","given":"Stefan J."}],"container-title":"PLoS ONE","issued":{"date-parts":[[2018]]},"volume":"13","issue":"10","page":"e0204941","DOI":"10.1371/journal.pone.0204941"}}],"schema":"https://github.com/citation-style-language/schema/raw/master/csl-citation.json"} </w:instrText>
       </w:r>
       <w:r>
         <w:fldChar w:fldCharType="separate"/>
@@ -823,45 +745,6 @@
           <w:sz w:val="24"/>
         </w:rPr>
         <w:t>。</w:t>
-      </w:r>
-    </w:p>
-    <w:p>
-      <w:pPr>
-        <w:spacing w:after="40"/>
-        <w:ind w:firstLine="480"/>
-      </w:pPr>
-      <w:r>
-        <w:rPr>
-          <w:rFonts w:ascii="Times New Roman" w:hAnsi="Times New Roman" w:eastAsia="宋体"/>
-          <w:sz w:val="24"/>
-        </w:rPr>
-        <w:t>分子机制研究表明，特异性毒力组分与细胞表面受体结合后，可直接破坏组织紧密连接屏障并激活下游级联炎症通路</w:t>
-      </w:r>
-      <w:r>
-        <w:fldChar w:fldCharType="begin"/>
-      </w:r>
-      <w:r>
-        <w:instrText xml:space="preserve"> ADDIN ZOTERO_ITEM CSL_CITATION {"citationID":"cCnkiCite006","properties":{"formattedCitation":"[7,8]","plainCitation":"[7,8]","noteIndex":0},"citationItems":[{"id":"chen2017","uris":[],"itemData":{"id":"chen2017","type":"article-journal","title":"Association between chronic periodontitis and the risk of Alzheimer's disease: a retrospective, population-based, 10-year follow-up study","author":[{"family":"CHEN","given":"Chun-Kuang"},{"family":"WU","given":"Ying-Ting"},{"family":"CHANG","given":"Yu-Chao"}],"container-title":"Neuroepidemiology","issued":{"date-parts":[[2017]]},"volume":"49","issue":"1-2","page":"30--38","DOI":"10.1159/000479975"}},{"id":"beydoun2020","uris":[],"itemData":{"id":"beydoun2020","type":"article-journal","title":"Clinical and bacterial markers of periodontitis and their association with incident all-cause and Alzheimer's disease dementia in a large national survey","author":[{"family":"BEYDOUN","given":"May A."},{"family":"BEYDOUN","given":"Hind A."},{"family":"WEISS","given":"Jordan"}],"container-title":"Journal of Alzheimer's Disease","issued":{"date-parts":[[2020]]},"volume":"75","issue":"1","page":"157--172","DOI":"10.3233/JAD-200064"}}],"schema":"https://github.com/citation-style-language/schema/raw/master/csl-citation.json"} </w:instrText>
-      </w:r>
-      <w:r>
-        <w:fldChar w:fldCharType="separate"/>
-      </w:r>
-      <w:r>
-        <w:rPr>
-          <w:vertAlign w:val="superscript"/>
-          <w:rFonts w:ascii="Times New Roman" w:eastAsia="宋体" w:hAnsi="Times New Roman"/>
-        </w:rPr>
-        <w:t>[7,8]</w:t>
-      </w:r>
-      <w:r>
-        <w:fldChar w:fldCharType="end"/>
-      </w:r>
-      <w:r>
-        <w:rPr>
-          <w:rFonts w:ascii="Times New Roman" w:hAnsi="Times New Roman" w:eastAsia="宋体"/>
-          <w:sz w:val="24"/>
-        </w:rPr>
-        <w:t>。进一步的动物模型验证与体外细胞共培养实验均证实了该通路的激活对靶器官具有持续性毒性效应。</w:t>
       </w:r>
     </w:p>
     <w:p>
@@ -888,13 +771,13 @@
           <w:rFonts w:ascii="Times New Roman" w:hAnsi="Times New Roman" w:eastAsia="宋体"/>
           <w:sz w:val="24"/>
         </w:rPr>
-        <w:t>剖析 LPS 异构体结构对 TLR4/TLR2 的调节，以及 OMVs 作为天然纳米载体穿透生物屏障的扩散特性。在现代医学研究中，多项严谨的队列调查与前瞻性实验揭示了这一过程的深层病理生理学联系</w:t>
+        <w:t>剖析 LPS 异构体结构对 TLR4/TLR2 的调节，以及 OMVs 作为天然纳米载体穿透生物屏障的扩散特性。脂多糖与外膜囊泡（OMVs）作为天然纳米载体包裹活性蛋白酶与核酸，介导远端组织器官扩散</w:t>
       </w:r>
       <w:r>
         <w:fldChar w:fldCharType="begin"/>
       </w:r>
       <w:r>
-        <w:instrText xml:space="preserve"> ADDIN ZOTERO_ITEM CSL_CITATION {"citationID":"cCnkiCite007","properties":{"formattedCitation":"[7,8]","plainCitation":"[7,8]","noteIndex":0},"citationItems":[{"id":"chen2017","uris":[],"itemData":{"id":"chen2017","type":"article-journal","title":"Association between chronic periodontitis and the risk of Alzheimer's disease: a retrospective, population-based, 10-year follow-up study","author":[{"family":"CHEN","given":"Chun-Kuang"},{"family":"WU","given":"Ying-Ting"},{"family":"CHANG","given":"Yu-Chao"}],"container-title":"Neuroepidemiology","issued":{"date-parts":[[2017]]},"volume":"49","issue":"1-2","page":"30--38","DOI":"10.1159/000479975"}},{"id":"beydoun2020","uris":[],"itemData":{"id":"beydoun2020","type":"article-journal","title":"Clinical and bacterial markers of periodontitis and their association with incident all-cause and Alzheimer's disease dementia in a large national survey","author":[{"family":"BEYDOUN","given":"May A."},{"family":"BEYDOUN","given":"Hind A."},{"family":"WEISS","given":"Jordan"}],"container-title":"Journal of Alzheimer's Disease","issued":{"date-parts":[[2020]]},"volume":"75","issue":"1","page":"157--172","DOI":"10.3233/JAD-200064"}}],"schema":"https://github.com/citation-style-language/schema/raw/master/csl-citation.json"} </w:instrText>
+        <w:instrText xml:space="preserve"> ADDIN ZOTERO_ITEM CSL_CITATION {"citationID":"cCnkiCite004","properties":{"formattedCitation":"[7,8]","plainCitation":"[7,8]","noteIndex":0},"citationItems":[{"id":"chen2017","uris":[],"itemData":{"id":"chen2017","type":"article-journal","title":"Association between chronic periodontitis and the risk of Alzheimer's disease: a retrospective, population-based, 10-year follow-up study","author":[{"family":"CHEN","given":"Chun-Kuang"},{"family":"WU","given":"Ying-Ting"},{"family":"CHANG","given":"Yu-Chao"}],"container-title":"Neuroepidemiology","issued":{"date-parts":[[2017]]},"volume":"49","issue":"1-2","page":"30--38","DOI":"10.1159/000479975"}},{"id":"beydoun2020","uris":[],"itemData":{"id":"beydoun2020","type":"article-journal","title":"Clinical and bacterial markers of periodontitis and their association with incident all-cause and Alzheimer's disease dementia in a large national survey","author":[{"family":"BEYDOUN","given":"May A."},{"family":"BEYDOUN","given":"Hind A."},{"family":"WEISS","given":"Jordan"}],"container-title":"Journal of Alzheimer's Disease","issued":{"date-parts":[[2020]]},"volume":"75","issue":"1","page":"157--172","DOI":"10.3233/JAD-200064"}}],"schema":"https://github.com/citation-style-language/schema/raw/master/csl-citation.json"} </w:instrText>
       </w:r>
       <w:r>
         <w:fldChar w:fldCharType="separate"/>
@@ -915,639 +798,6 @@
           <w:sz w:val="24"/>
         </w:rPr>
         <w:t>。</w:t>
-      </w:r>
-    </w:p>
-    <w:p>
-      <w:pPr>
-        <w:spacing w:after="40"/>
-        <w:ind w:firstLine="480"/>
-      </w:pPr>
-      <w:r>
-        <w:rPr>
-          <w:rFonts w:ascii="Times New Roman" w:hAnsi="Times New Roman" w:eastAsia="宋体"/>
-          <w:sz w:val="24"/>
-        </w:rPr>
-        <w:t>分子机制研究表明，特异性毒力组分与细胞表面受体结合后，可直接破坏组织紧密连接屏障并激活下游级联炎症通路</w:t>
-      </w:r>
-      <w:r>
-        <w:fldChar w:fldCharType="begin"/>
-      </w:r>
-      <w:r>
-        <w:instrText xml:space="preserve"> ADDIN ZOTERO_ITEM CSL_CITATION {"citationID":"cCnkiCite008","properties":{"formattedCitation":"[9,10]","plainCitation":"[9,10]","noteIndex":0},"citationItems":[{"id":"singhrao2014","uris":[],"itemData":{"id":"singhrao2014","type":"article-journal","title":"Porphyromonas gingivalis Periodontal Infection and Its Putative Links to Alzheimer's Disease","author":[{"family":"SINGHRAO","given":"StJohn K."},{"family":"HARDING","given":"Alice"},{"family":"POOLE","given":"Sim"}],"container-title":"Mediators of Inflammation","issued":{"date-parts":[[2014]]},"volume":"2014","page":"503527","DOI":"10.1155/2014/503527"}},{"id":"haditsch2020","uris":[],"itemData":{"id":"haditsch2020","type":"article-journal","title":"Gingipain inhibitors prevent Porphyromonas gingivalis-induced neurodegeneration and cognitive impairment","author":[{"family":"HADITSCH","given":"Ursula"},{"family":"ERMINI","given":"Florian"},{"family":"POTEMPA","given":"Jan"}],"container-title":"Journal of Alzheimer's Disease","issued":{"date-parts":[[2020]]},"volume":"76","issue":"2","page":"497--515","DOI":"10.3233/JAD-200288"}}],"schema":"https://github.com/citation-style-language/schema/raw/master/csl-citation.json"} </w:instrText>
-      </w:r>
-      <w:r>
-        <w:fldChar w:fldCharType="separate"/>
-      </w:r>
-      <w:r>
-        <w:rPr>
-          <w:vertAlign w:val="superscript"/>
-          <w:rFonts w:ascii="Times New Roman" w:eastAsia="宋体" w:hAnsi="Times New Roman"/>
-        </w:rPr>
-        <w:t>[9,10]</w:t>
-      </w:r>
-      <w:r>
-        <w:fldChar w:fldCharType="end"/>
-      </w:r>
-      <w:r>
-        <w:rPr>
-          <w:rFonts w:ascii="Times New Roman" w:hAnsi="Times New Roman" w:eastAsia="宋体"/>
-          <w:sz w:val="24"/>
-        </w:rPr>
-        <w:t>。进一步的动物模型验证与体外细胞共培养实验均证实了该通路的激活对靶器官具有持续性毒性效应。</w:t>
-      </w:r>
-    </w:p>
-    <w:p>
-      <w:pPr>
-        <w:pStyle w:val="Heading1"/>
-        <w:spacing w:before="280" w:after="120"/>
-      </w:pPr>
-      <w:r>
-        <w:rPr>
-          <w:b/>
-          <w:sz w:val="32"/>
-          <w:rFonts w:eastAsia="黑体"/>
-        </w:rPr>
-        <w:t>第三章 侵入中枢神经系统的生物学途径与病理级联反应网络</w:t>
-      </w:r>
-    </w:p>
-    <w:p>
-      <w:pPr>
-        <w:pStyle w:val="Heading2"/>
-        <w:spacing w:before="160" w:after="80"/>
-      </w:pPr>
-      <w:r>
-        <w:rPr>
-          <w:b/>
-          <w:sz w:val="28"/>
-          <w:rFonts w:eastAsia="黑体"/>
-        </w:rPr>
-        <w:t>3.1 跨越血脑屏障、特洛伊木马与脑神经逆行运输通路</w:t>
-      </w:r>
-    </w:p>
-    <w:p>
-      <w:pPr>
-        <w:spacing w:after="40"/>
-        <w:ind w:firstLine="480"/>
-      </w:pPr>
-      <w:r>
-        <w:rPr>
-          <w:rFonts w:ascii="Times New Roman" w:hAnsi="Times New Roman" w:eastAsia="宋体"/>
-          <w:sz w:val="24"/>
-        </w:rPr>
-        <w:t>阐述血行播散破坏 BBB、单核/巨噬细胞胞内寄生转运及三叉神经感觉末梢逆行轴浆运输三大脑内侵入路径。在现代医学研究中，多项严谨的队列调查与前瞻性实验揭示了这一过程的深层病理生理学联系</w:t>
-      </w:r>
-      <w:r>
-        <w:fldChar w:fldCharType="begin"/>
-      </w:r>
-      <w:r>
-        <w:instrText xml:space="preserve"> ADDIN ZOTERO_ITEM CSL_CITATION {"citationID":"cCnkiCite009","properties":{"formattedCitation":"[9,10]","plainCitation":"[9,10]","noteIndex":0},"citationItems":[{"id":"singhrao2014","uris":[],"itemData":{"id":"singhrao2014","type":"article-journal","title":"Porphyromonas gingivalis Periodontal Infection and Its Putative Links to Alzheimer's Disease","author":[{"family":"SINGHRAO","given":"StJohn K."},{"family":"HARDING","given":"Alice"},{"family":"POOLE","given":"Sim"}],"container-title":"Mediators of Inflammation","issued":{"date-parts":[[2014]]},"volume":"2014","page":"503527","DOI":"10.1155/2014/503527"}},{"id":"haditsch2020","uris":[],"itemData":{"id":"haditsch2020","type":"article-journal","title":"Gingipain inhibitors prevent Porphyromonas gingivalis-induced neurodegeneration and cognitive impairment","author":[{"family":"HADITSCH","given":"Ursula"},{"family":"ERMINI","given":"Florian"},{"family":"POTEMPA","given":"Jan"}],"container-title":"Journal of Alzheimer's Disease","issued":{"date-parts":[[2020]]},"volume":"76","issue":"2","page":"497--515","DOI":"10.3233/JAD-200288"}}],"schema":"https://github.com/citation-style-language/schema/raw/master/csl-citation.json"} </w:instrText>
-      </w:r>
-      <w:r>
-        <w:fldChar w:fldCharType="separate"/>
-      </w:r>
-      <w:r>
-        <w:rPr>
-          <w:vertAlign w:val="superscript"/>
-          <w:rFonts w:ascii="Times New Roman" w:eastAsia="宋体" w:hAnsi="Times New Roman"/>
-        </w:rPr>
-        <w:t>[9,10]</w:t>
-      </w:r>
-      <w:r>
-        <w:fldChar w:fldCharType="end"/>
-      </w:r>
-      <w:r>
-        <w:rPr>
-          <w:rFonts w:ascii="Times New Roman" w:hAnsi="Times New Roman" w:eastAsia="宋体"/>
-          <w:sz w:val="24"/>
-        </w:rPr>
-        <w:t>。</w:t>
-      </w:r>
-    </w:p>
-    <w:p>
-      <w:pPr>
-        <w:spacing w:after="40"/>
-        <w:ind w:firstLine="480"/>
-      </w:pPr>
-      <w:r>
-        <w:rPr>
-          <w:rFonts w:ascii="Times New Roman" w:hAnsi="Times New Roman" w:eastAsia="宋体"/>
-          <w:sz w:val="24"/>
-        </w:rPr>
-        <w:t>分子机制研究表明，特异性毒力组分与细胞表面受体结合后，可直接破坏组织紧密连接屏障并激活下游级联炎症通路</w:t>
-      </w:r>
-      <w:r>
-        <w:fldChar w:fldCharType="begin"/>
-      </w:r>
-      <w:r>
-        <w:instrText xml:space="preserve"> ADDIN ZOTERO_ITEM CSL_CITATION {"citationID":"cCnkiCite010","properties":{"formattedCitation":"[11,12]","plainCitation":"[11,12]","noteIndex":0},"citationItems":[{"id":"liyihan2018","uris":[],"itemData":{"id":"liyihan2018","type":"article-journal","title":"牙周病与阿尔茨海默症的关系","author":[{"family":"李一涵"},{"family":"潘兰兰"}],"container-title":"国际口腔医学杂志","issued":{"date-parts":[[2018]]},"volume":"45","issue":"3","page":"335--339","DOI":"10.7518/gjkq.2018.03.017"}},{"id":"qiuche2020","uris":[],"itemData":{"id":"qiuche2020","type":"article-journal","title":"牙周炎与阿尔茨海默病相关性的Meta分析","author":[{"family":"邱澈"},{"family":"周薇"},{"family":"史文涛"},{"family":"宋忠臣"}],"container-title":"上海口腔医学","issued":{"date-parts":[[2020]]},"volume":"29","issue":"6","page":"661--668"}}],"schema":"https://github.com/citation-style-language/schema/raw/master/csl-citation.json"} </w:instrText>
-      </w:r>
-      <w:r>
-        <w:fldChar w:fldCharType="separate"/>
-      </w:r>
-      <w:r>
-        <w:rPr>
-          <w:vertAlign w:val="superscript"/>
-          <w:rFonts w:ascii="Times New Roman" w:eastAsia="宋体" w:hAnsi="Times New Roman"/>
-        </w:rPr>
-        <w:t>[11,12]</w:t>
-      </w:r>
-      <w:r>
-        <w:fldChar w:fldCharType="end"/>
-      </w:r>
-      <w:r>
-        <w:rPr>
-          <w:rFonts w:ascii="Times New Roman" w:hAnsi="Times New Roman" w:eastAsia="宋体"/>
-          <w:sz w:val="24"/>
-        </w:rPr>
-        <w:t>。进一步的动物模型验证与体外细胞共培养实验均证实了该通路的激活对靶器官具有持续性毒性效应。</w:t>
-      </w:r>
-    </w:p>
-    <w:p>
-      <w:pPr>
-        <w:pStyle w:val="Heading2"/>
-        <w:spacing w:before="160" w:after="80"/>
-      </w:pPr>
-      <w:r>
-        <w:rPr>
-          <w:b/>
-          <w:sz w:val="28"/>
-          <w:rFonts w:eastAsia="黑体"/>
-        </w:rPr>
-        <w:t>3.2 驱动 Aβ 沉积、Tau 过度磷酸化与 NLRP3 炎症小体激活</w:t>
-      </w:r>
-    </w:p>
-    <w:p>
-      <w:pPr>
-        <w:spacing w:after="40"/>
-        <w:ind w:firstLine="480"/>
-      </w:pPr>
-      <w:r>
-        <w:rPr>
-          <w:rFonts w:ascii="Times New Roman" w:hAnsi="Times New Roman" w:eastAsia="宋体"/>
-          <w:sz w:val="24"/>
-        </w:rPr>
-        <w:t>深入剖析 BACE1 激活、Gingipains 直接酶切 Tau 与激酶活化、小胶质细胞 NLRP3 炎症风暴导致神经元凋亡的分子网络。在现代医学研究中，多项严谨的队列调查与前瞻性实验揭示了这一过程的深层病理生理学联系</w:t>
-      </w:r>
-      <w:r>
-        <w:fldChar w:fldCharType="begin"/>
-      </w:r>
-      <w:r>
-        <w:instrText xml:space="preserve"> ADDIN ZOTERO_ITEM CSL_CITATION {"citationID":"cCnkiCite011","properties":{"formattedCitation":"[11,12]","plainCitation":"[11,12]","noteIndex":0},"citationItems":[{"id":"liyihan2018","uris":[],"itemData":{"id":"liyihan2018","type":"article-journal","title":"牙周病与阿尔茨海默症的关系","author":[{"family":"李一涵"},{"family":"潘兰兰"}],"container-title":"国际口腔医学杂志","issued":{"date-parts":[[2018]]},"volume":"45","issue":"3","page":"335--339","DOI":"10.7518/gjkq.2018.03.017"}},{"id":"qiuche2020","uris":[],"itemData":{"id":"qiuche2020","type":"article-journal","title":"牙周炎与阿尔茨海默病相关性的Meta分析","author":[{"family":"邱澈"},{"family":"周薇"},{"family":"史文涛"},{"family":"宋忠臣"}],"container-title":"上海口腔医学","issued":{"date-parts":[[2020]]},"volume":"29","issue":"6","page":"661--668"}}],"schema":"https://github.com/citation-style-language/schema/raw/master/csl-citation.json"} </w:instrText>
-      </w:r>
-      <w:r>
-        <w:fldChar w:fldCharType="separate"/>
-      </w:r>
-      <w:r>
-        <w:rPr>
-          <w:vertAlign w:val="superscript"/>
-          <w:rFonts w:ascii="Times New Roman" w:eastAsia="宋体" w:hAnsi="Times New Roman"/>
-        </w:rPr>
-        <w:t>[11,12]</w:t>
-      </w:r>
-      <w:r>
-        <w:fldChar w:fldCharType="end"/>
-      </w:r>
-      <w:r>
-        <w:rPr>
-          <w:rFonts w:ascii="Times New Roman" w:hAnsi="Times New Roman" w:eastAsia="宋体"/>
-          <w:sz w:val="24"/>
-        </w:rPr>
-        <w:t>。</w:t>
-      </w:r>
-    </w:p>
-    <w:p>
-      <w:pPr>
-        <w:spacing w:after="40"/>
-        <w:ind w:firstLine="480"/>
-      </w:pPr>
-      <w:r>
-        <w:rPr>
-          <w:rFonts w:ascii="Times New Roman" w:hAnsi="Times New Roman" w:eastAsia="宋体"/>
-          <w:sz w:val="24"/>
-        </w:rPr>
-        <w:t>分子机制研究表明，特异性毒力组分与细胞表面受体结合后，可直接破坏组织紧密连接屏障并激活下游级联炎症通路</w:t>
-      </w:r>
-      <w:r>
-        <w:fldChar w:fldCharType="begin"/>
-      </w:r>
-      <w:r>
-        <w:instrText xml:space="preserve"> ADDIN ZOTERO_ITEM CSL_CITATION {"citationID":"cCnkiCite012","properties":{"formattedCitation":"[13,14]","plainCitation":"[13,14]","noteIndex":0},"citationItems":[{"id":"pan2021","uris":[],"itemData":{"id":"pan2021","type":"article-journal","title":"牙周炎与阿尔茨海默病相关性研究进展","author":[{"family":"潘春玲"},{"family":"束蓉"}],"container-title":"中华口腔医学杂志","issued":{"date-parts":[[2021]]},"volume":"56","issue":"4","page":"405--410","DOI":"10.3760/cma.j.cn112144-20201026-00539"}},{"id":"zhang2020","uris":[],"itemData":{"id":"zhang2020","type":"article-journal","title":"口腔微生物种群与阿尔茨海默病相关发病机制的研究进展","author":[{"family":"张明爽"},{"family":"巴特"},{"family":"王文标"}],"container-title":"国际口腔医学杂志","issued":{"date-parts":[[2020]]},"volume":"47","issue":"1","page":"102--108","DOI":"10.7518/gjkq.2020.01.016"}}],"schema":"https://github.com/citation-style-language/schema/raw/master/csl-citation.json"} </w:instrText>
-      </w:r>
-      <w:r>
-        <w:fldChar w:fldCharType="separate"/>
-      </w:r>
-      <w:r>
-        <w:rPr>
-          <w:vertAlign w:val="superscript"/>
-          <w:rFonts w:ascii="Times New Roman" w:eastAsia="宋体" w:hAnsi="Times New Roman"/>
-        </w:rPr>
-        <w:t>[13,14]</w:t>
-      </w:r>
-      <w:r>
-        <w:fldChar w:fldCharType="end"/>
-      </w:r>
-      <w:r>
-        <w:rPr>
-          <w:rFonts w:ascii="Times New Roman" w:hAnsi="Times New Roman" w:eastAsia="宋体"/>
-          <w:sz w:val="24"/>
-        </w:rPr>
-        <w:t>。进一步的动物模型验证与体外细胞共培养实验均证实了该通路的激活对靶器官具有持续性毒性效应。</w:t>
-      </w:r>
-    </w:p>
-    <w:p>
-      <w:pPr>
-        <w:pStyle w:val="Heading1"/>
-        <w:spacing w:before="280" w:after="120"/>
-      </w:pPr>
-      <w:r>
-        <w:rPr>
-          <w:b/>
-          <w:sz w:val="32"/>
-          <w:rFonts w:eastAsia="黑体"/>
-        </w:rPr>
-        <w:t>第四章 外周系统性炎症协同效应与靶向干预转化策略</w:t>
-      </w:r>
-    </w:p>
-    <w:p>
-      <w:pPr>
-        <w:pStyle w:val="Heading2"/>
-        <w:spacing w:before="160" w:after="80"/>
-      </w:pPr>
-      <w:r>
-        <w:rPr>
-          <w:b/>
-          <w:sz w:val="28"/>
-          <w:rFonts w:eastAsia="黑体"/>
-        </w:rPr>
-        <w:t>4.1 牙周系统基础治疗（SRP）的临床保护价值</w:t>
-      </w:r>
-    </w:p>
-    <w:p>
-      <w:pPr>
-        <w:spacing w:after="40"/>
-        <w:ind w:firstLine="480"/>
-      </w:pPr>
-      <w:r>
-        <w:rPr>
-          <w:rFonts w:ascii="Times New Roman" w:hAnsi="Times New Roman" w:eastAsia="宋体"/>
-          <w:sz w:val="24"/>
-        </w:rPr>
-        <w:t>探讨规范牙周洁治与刮治对降低全身 CRP/TNF-α 水平及延缓认知功能衰退的临床获益。在现代医学研究中，多项严谨的队列调查与前瞻性实验揭示了这一过程的深层病理生理学联系</w:t>
-      </w:r>
-      <w:r>
-        <w:fldChar w:fldCharType="begin"/>
-      </w:r>
-      <w:r>
-        <w:instrText xml:space="preserve"> ADDIN ZOTERO_ITEM CSL_CITATION {"citationID":"cCnkiCite013","properties":{"formattedCitation":"[13,14]","plainCitation":"[13,14]","noteIndex":0},"citationItems":[{"id":"pan2021","uris":[],"itemData":{"id":"pan2021","type":"article-journal","title":"牙周炎与阿尔茨海默病相关性研究进展","author":[{"family":"潘春玲"},{"family":"束蓉"}],"container-title":"中华口腔医学杂志","issued":{"date-parts":[[2021]]},"volume":"56","issue":"4","page":"405--410","DOI":"10.3760/cma.j.cn112144-20201026-00539"}},{"id":"zhang2020","uris":[],"itemData":{"id":"zhang2020","type":"article-journal","title":"口腔微生物种群与阿尔茨海默病相关发病机制的研究进展","author":[{"family":"张明爽"},{"family":"巴特"},{"family":"王文标"}],"container-title":"国际口腔医学杂志","issued":{"date-parts":[[2020]]},"volume":"47","issue":"1","page":"102--108","DOI":"10.7518/gjkq.2020.01.016"}}],"schema":"https://github.com/citation-style-language/schema/raw/master/csl-citation.json"} </w:instrText>
-      </w:r>
-      <w:r>
-        <w:fldChar w:fldCharType="separate"/>
-      </w:r>
-      <w:r>
-        <w:rPr>
-          <w:vertAlign w:val="superscript"/>
-          <w:rFonts w:ascii="Times New Roman" w:eastAsia="宋体" w:hAnsi="Times New Roman"/>
-        </w:rPr>
-        <w:t>[13,14]</w:t>
-      </w:r>
-      <w:r>
-        <w:fldChar w:fldCharType="end"/>
-      </w:r>
-      <w:r>
-        <w:rPr>
-          <w:rFonts w:ascii="Times New Roman" w:hAnsi="Times New Roman" w:eastAsia="宋体"/>
-          <w:sz w:val="24"/>
-        </w:rPr>
-        <w:t>。</w:t>
-      </w:r>
-    </w:p>
-    <w:p>
-      <w:pPr>
-        <w:spacing w:after="40"/>
-        <w:ind w:firstLine="480"/>
-      </w:pPr>
-      <w:r>
-        <w:rPr>
-          <w:rFonts w:ascii="Times New Roman" w:hAnsi="Times New Roman" w:eastAsia="宋体"/>
-          <w:sz w:val="24"/>
-        </w:rPr>
-        <w:t>分子机制研究表明，特异性毒力组分与细胞表面受体结合后，可直接破坏组织紧密连接屏障并激活下游级联炎症通路</w:t>
-      </w:r>
-      <w:r>
-        <w:fldChar w:fldCharType="begin"/>
-      </w:r>
-      <w:r>
-        <w:instrText xml:space="preserve"> ADDIN ZOTERO_ITEM CSL_CITATION {"citationID":"cCnkiCite014","properties":{"formattedCitation":"[15,16]","plainCitation":"[15,16]","noteIndex":0},"citationItems":[{"id":"menghuanxin2020","uris":[],"itemData":{"id":"menghuanxin2020","type":"book","title":"牙周病学","author":[{"family":"孟焕新"}],"issued":{"date-parts":[[2020]]},"page":"120--135","publisher":"人民卫生出版社","publisher-place":"北京"}},{"id":"gbt7714_2015","uris":[],"itemData":{"id":"gbt7714_2015","type":"standard","title":"信息与文献 参考文献著录规则: GB/T 7714-2015","author":[{"literal":"国家质量监督检验检疫总局"},{"literal":"中国国家标准化管理委员会"}],"issued":{"date-parts":[[2015]]},"publisher":"中国标准出版社","publisher-place":"北京"}}],"schema":"https://github.com/citation-style-language/schema/raw/master/csl-citation.json"} </w:instrText>
-      </w:r>
-      <w:r>
-        <w:fldChar w:fldCharType="separate"/>
-      </w:r>
-      <w:r>
-        <w:rPr>
-          <w:vertAlign w:val="superscript"/>
-          <w:rFonts w:ascii="Times New Roman" w:eastAsia="宋体" w:hAnsi="Times New Roman"/>
-        </w:rPr>
-        <w:t>[15,16]</w:t>
-      </w:r>
-      <w:r>
-        <w:fldChar w:fldCharType="end"/>
-      </w:r>
-      <w:r>
-        <w:rPr>
-          <w:rFonts w:ascii="Times New Roman" w:hAnsi="Times New Roman" w:eastAsia="宋体"/>
-          <w:sz w:val="24"/>
-        </w:rPr>
-        <w:t>。进一步的动物模型验证与体外细胞共培养实验均证实了该通路的激活对靶器官具有持续性毒性效应。</w:t>
-      </w:r>
-    </w:p>
-    <w:p>
-      <w:pPr>
-        <w:pStyle w:val="Heading2"/>
-        <w:spacing w:before="160" w:after="80"/>
-      </w:pPr>
-      <w:r>
-        <w:rPr>
-          <w:b/>
-          <w:sz w:val="28"/>
-          <w:rFonts w:eastAsia="黑体"/>
-        </w:rPr>
-        <w:t>4.2 小分子牙龈蛋白酶抑制剂（COR388/Atuzaginstat）研发突破</w:t>
-      </w:r>
-    </w:p>
-    <w:p>
-      <w:pPr>
-        <w:spacing w:after="40"/>
-        <w:ind w:firstLine="480"/>
-      </w:pPr>
-      <w:r>
-        <w:rPr>
-          <w:rFonts w:ascii="Times New Roman" w:hAnsi="Times New Roman" w:eastAsia="宋体"/>
-          <w:sz w:val="24"/>
-        </w:rPr>
-        <w:t>分析 COR388 的动物实验保护效果与 GAIN 临床试验阳性亚群的转化医学前景。在现代医学研究中，多项严谨的队列调查与前瞻性实验揭示了这一过程的深层病理生理学联系</w:t>
-      </w:r>
-      <w:r>
-        <w:fldChar w:fldCharType="begin"/>
-      </w:r>
-      <w:r>
-        <w:instrText xml:space="preserve"> ADDIN ZOTERO_ITEM CSL_CITATION {"citationID":"cCnkiCite015","properties":{"formattedCitation":"[15,16]","plainCitation":"[15,16]","noteIndex":0},"citationItems":[{"id":"menghuanxin2020","uris":[],"itemData":{"id":"menghuanxin2020","type":"book","title":"牙周病学","author":[{"family":"孟焕新"}],"issued":{"date-parts":[[2020]]},"page":"120--135","publisher":"人民卫生出版社","publisher-place":"北京"}},{"id":"gbt7714_2015","uris":[],"itemData":{"id":"gbt7714_2015","type":"standard","title":"信息与文献 参考文献著录规则: GB/T 7714-2015","author":[{"literal":"国家质量监督检验检疫总局"},{"literal":"中国国家标准化管理委员会"}],"issued":{"date-parts":[[2015]]},"publisher":"中国标准出版社","publisher-place":"北京"}}],"schema":"https://github.com/citation-style-language/schema/raw/master/csl-citation.json"} </w:instrText>
-      </w:r>
-      <w:r>
-        <w:fldChar w:fldCharType="separate"/>
-      </w:r>
-      <w:r>
-        <w:rPr>
-          <w:vertAlign w:val="superscript"/>
-          <w:rFonts w:ascii="Times New Roman" w:eastAsia="宋体" w:hAnsi="Times New Roman"/>
-        </w:rPr>
-        <w:t>[15,16]</w:t>
-      </w:r>
-      <w:r>
-        <w:fldChar w:fldCharType="end"/>
-      </w:r>
-      <w:r>
-        <w:rPr>
-          <w:rFonts w:ascii="Times New Roman" w:hAnsi="Times New Roman" w:eastAsia="宋体"/>
-          <w:sz w:val="24"/>
-        </w:rPr>
-        <w:t>。</w:t>
-      </w:r>
-    </w:p>
-    <w:p>
-      <w:pPr>
-        <w:spacing w:after="40"/>
-        <w:ind w:firstLine="480"/>
-      </w:pPr>
-      <w:r>
-        <w:rPr>
-          <w:rFonts w:ascii="Times New Roman" w:hAnsi="Times New Roman" w:eastAsia="宋体"/>
-          <w:sz w:val="24"/>
-        </w:rPr>
-        <w:t>分子机制研究表明，特异性毒力组分与细胞表面受体结合后，可直接破坏组织紧密连接屏障并激活下游级联炎症通路</w:t>
-      </w:r>
-      <w:r>
-        <w:fldChar w:fldCharType="begin"/>
-      </w:r>
-      <w:r>
-        <w:instrText xml:space="preserve"> ADDIN ZOTERO_ITEM CSL_CITATION {"citationID":"cCnkiCite016","properties":{"formattedCitation":"[1,2]","plainCitation":"[1,2]","noteIndex":0},"citationItems":[{"id":"dominy2019","uris":[],"itemData":{"id":"dominy2019","type":"article-journal","title":"Porphyromonas gingivalis in Alzheimer's disease brains: Evidence for disease causation and treatment with small-molecule inhibitors","author":[{"family":"DOMINY","given":"Stephen S."},{"family":"LYNCH","given":"Casey"},{"family":"ERMINI","given":"Florian"},{"family":"POTEMPA","given":"Jan"}],"container-title":"Science Advances","issued":{"date-parts":[[2019]]},"volume":"5","issue":"1","page":"eaau3333","DOI":"10.1126/sciadv.aau3333"}},{"id":"ren2024","uris":[],"itemData":{"id":"ren2024","type":"article-journal","title":"牙龈卟啉单胞菌与阿尔茨海默病相关性致病机制","author":[{"family":"任欢"},{"family":"乔新"},{"family":"王峥"},{"family":"杨德琴"}],"container-title":"微生物学通报","issued":{"date-parts":[[2024]]},"volume":"51","issue":"11","page":"4359--4369","DOI":"10.13344/j.microbiol.china.240148"}}],"schema":"https://github.com/citation-style-language/schema/raw/master/csl-citation.json"} </w:instrText>
-      </w:r>
-      <w:r>
-        <w:fldChar w:fldCharType="separate"/>
-      </w:r>
-      <w:r>
-        <w:rPr>
-          <w:vertAlign w:val="superscript"/>
-          <w:rFonts w:ascii="Times New Roman" w:eastAsia="宋体" w:hAnsi="Times New Roman"/>
-        </w:rPr>
-        <w:t>[1,2]</w:t>
-      </w:r>
-      <w:r>
-        <w:fldChar w:fldCharType="end"/>
-      </w:r>
-      <w:r>
-        <w:rPr>
-          <w:rFonts w:ascii="Times New Roman" w:hAnsi="Times New Roman" w:eastAsia="宋体"/>
-          <w:sz w:val="24"/>
-        </w:rPr>
-        <w:t>。进一步的动物模型验证与体外细胞共培养实验均证实了该通路的激活对靶器官具有持续性毒性效应。</w:t>
-      </w:r>
-    </w:p>
-    <w:p>
-      <w:pPr>
-        <w:pStyle w:val="Heading1"/>
-        <w:spacing w:before="280" w:after="120"/>
-      </w:pPr>
-      <w:r>
-        <w:rPr>
-          <w:b/>
-          <w:sz w:val="32"/>
-          <w:rFonts w:eastAsia="黑体"/>
-        </w:rPr>
-        <w:t>第五章 总结与未来展望</w:t>
-      </w:r>
-    </w:p>
-    <w:p>
-      <w:pPr>
-        <w:pStyle w:val="Heading2"/>
-        <w:spacing w:before="160" w:after="80"/>
-      </w:pPr>
-      <w:r>
-        <w:rPr>
-          <w:b/>
-          <w:sz w:val="28"/>
-          <w:rFonts w:eastAsia="黑体"/>
-        </w:rPr>
-        <w:t>5.1 研究总结</w:t>
-      </w:r>
-    </w:p>
-    <w:p>
-      <w:pPr>
-        <w:spacing w:after="40"/>
-        <w:ind w:firstLine="480"/>
-      </w:pPr>
-      <w:r>
-        <w:rPr>
-          <w:rFonts w:ascii="Times New Roman" w:hAnsi="Times New Roman" w:eastAsia="宋体"/>
-          <w:sz w:val="24"/>
-        </w:rPr>
-        <w:t>归纳牙周炎-Pg-AD 轴的核心病理机制链条。在现代医学研究中，多项严谨的队列调查与前瞻性实验揭示了这一过程的深层病理生理学联系</w:t>
-      </w:r>
-      <w:r>
-        <w:fldChar w:fldCharType="begin"/>
-      </w:r>
-      <w:r>
-        <w:instrText xml:space="preserve"> ADDIN ZOTERO_ITEM CSL_CITATION {"citationID":"cCnkiCite017","properties":{"formattedCitation":"[1,2]","plainCitation":"[1,2]","noteIndex":0},"citationItems":[{"id":"dominy2019","uris":[],"itemData":{"id":"dominy2019","type":"article-journal","title":"Porphyromonas gingivalis in Alzheimer's disease brains: Evidence for disease causation and treatment with small-molecule inhibitors","author":[{"family":"DOMINY","given":"Stephen S."},{"family":"LYNCH","given":"Casey"},{"family":"ERMINI","given":"Florian"},{"family":"POTEMPA","given":"Jan"}],"container-title":"Science Advances","issued":{"date-parts":[[2019]]},"volume":"5","issue":"1","page":"eaau3333","DOI":"10.1126/sciadv.aau3333"}},{"id":"ren2024","uris":[],"itemData":{"id":"ren2024","type":"article-journal","title":"牙龈卟啉单胞菌与阿尔茨海默病相关性致病机制","author":[{"family":"任欢"},{"family":"乔新"},{"family":"王峥"},{"family":"杨德琴"}],"container-title":"微生物学通报","issued":{"date-parts":[[2024]]},"volume":"51","issue":"11","page":"4359--4369","DOI":"10.13344/j.microbiol.china.240148"}}],"schema":"https://github.com/citation-style-language/schema/raw/master/csl-citation.json"} </w:instrText>
-      </w:r>
-      <w:r>
-        <w:fldChar w:fldCharType="separate"/>
-      </w:r>
-      <w:r>
-        <w:rPr>
-          <w:vertAlign w:val="superscript"/>
-          <w:rFonts w:ascii="Times New Roman" w:eastAsia="宋体" w:hAnsi="Times New Roman"/>
-        </w:rPr>
-        <w:t>[1,2]</w:t>
-      </w:r>
-      <w:r>
-        <w:fldChar w:fldCharType="end"/>
-      </w:r>
-      <w:r>
-        <w:rPr>
-          <w:rFonts w:ascii="Times New Roman" w:hAnsi="Times New Roman" w:eastAsia="宋体"/>
-          <w:sz w:val="24"/>
-        </w:rPr>
-        <w:t>。</w:t>
-      </w:r>
-    </w:p>
-    <w:p>
-      <w:pPr>
-        <w:spacing w:after="40"/>
-        <w:ind w:firstLine="480"/>
-      </w:pPr>
-      <w:r>
-        <w:rPr>
-          <w:rFonts w:ascii="Times New Roman" w:hAnsi="Times New Roman" w:eastAsia="宋体"/>
-          <w:sz w:val="24"/>
-        </w:rPr>
-        <w:t>分子机制研究表明，特异性毒力组分与细胞表面受体结合后，可直接破坏组织紧密连接屏障并激活下游级联炎症通路</w:t>
-      </w:r>
-      <w:r>
-        <w:fldChar w:fldCharType="begin"/>
-      </w:r>
-      <w:r>
-        <w:instrText xml:space="preserve"> ADDIN ZOTERO_ITEM CSL_CITATION {"citationID":"cCnkiCite018","properties":{"formattedCitation":"[3,4]","plainCitation":"[3,4]","noteIndex":0},"citationItems":[{"id":"poole2013","uris":[],"itemData":{"id":"poole2013","type":"article-journal","title":"Determining the presence of periodontopathic virulence factors in short-term postmortem Alzheimer's disease brain tissue","author":[{"family":"POOLE","given":"Sim K."},{"family":"SINGHRAO","given":"StJohn K."},{"family":"KESAVALU","given":"Lakshmyya"}],"container-title":"Journal of Alzheimer's Disease","issued":{"date-parts":[[2013]]},"volume":"36","issue":"4","page":"665--677","DOI":"10.3233/JAD-121918"}},{"id":"kamer2008","uris":[],"itemData":{"id":"kamer2008","type":"article-journal","title":"Inflammation and Alzheimer's disease: possible role of periodontal diseases","author":[{"family":"KAMER","given":"Angela R."},{"family":"CRAIG","given":"Ronald G."},{"family":"DASANAYAKE","given":"Ananda P."}],"container-title":"Alzheimer's &amp; Dementia","issued":{"date-parts":[[2008]]},"volume":"4","issue":"4","page":"242--250","DOI":"10.1016/j.jalz.2007.08.004"}}],"schema":"https://github.com/citation-style-language/schema/raw/master/csl-citation.json"} </w:instrText>
-      </w:r>
-      <w:r>
-        <w:fldChar w:fldCharType="separate"/>
-      </w:r>
-      <w:r>
-        <w:rPr>
-          <w:vertAlign w:val="superscript"/>
-          <w:rFonts w:ascii="Times New Roman" w:eastAsia="宋体" w:hAnsi="Times New Roman"/>
-        </w:rPr>
-        <w:t>[3,4]</w:t>
-      </w:r>
-      <w:r>
-        <w:fldChar w:fldCharType="end"/>
-      </w:r>
-      <w:r>
-        <w:rPr>
-          <w:rFonts w:ascii="Times New Roman" w:hAnsi="Times New Roman" w:eastAsia="宋体"/>
-          <w:sz w:val="24"/>
-        </w:rPr>
-        <w:t>。进一步的动物模型验证与体外细胞共培养实验均证实了该通路的激活对靶器官具有持续性毒性效应。</w:t>
-      </w:r>
-    </w:p>
-    <w:p>
-      <w:pPr>
-        <w:pStyle w:val="Heading2"/>
-        <w:spacing w:before="160" w:after="80"/>
-      </w:pPr>
-      <w:r>
-        <w:rPr>
-          <w:b/>
-          <w:sz w:val="28"/>
-          <w:rFonts w:eastAsia="黑体"/>
-        </w:rPr>
-        <w:t>5.2 未来研究方向</w:t>
-      </w:r>
-    </w:p>
-    <w:p>
-      <w:pPr>
-        <w:spacing w:after="40"/>
-        <w:ind w:firstLine="480"/>
-      </w:pPr>
-      <w:r>
-        <w:rPr>
-          <w:rFonts w:ascii="Times New Roman" w:hAnsi="Times New Roman" w:eastAsia="宋体"/>
-          <w:sz w:val="24"/>
-        </w:rPr>
-        <w:t>展望单细胞时空组学、外泌体无创早期诊断标志物与口腔-神经跨学科联合干预。在现代医学研究中，多项严谨的队列调查与前瞻性实验揭示了这一过程的深层病理生理学联系</w:t>
-      </w:r>
-      <w:r>
-        <w:fldChar w:fldCharType="begin"/>
-      </w:r>
-      <w:r>
-        <w:instrText xml:space="preserve"> ADDIN ZOTERO_ITEM CSL_CITATION {"citationID":"cCnkiCite019","properties":{"formattedCitation":"[3,4]","plainCitation":"[3,4]","noteIndex":0},"citationItems":[{"id":"poole2013","uris":[],"itemData":{"id":"poole2013","type":"article-journal","title":"Determining the presence of periodontopathic virulence factors in short-term postmortem Alzheimer's disease brain tissue","author":[{"family":"POOLE","given":"Sim K."},{"family":"SINGHRAO","given":"StJohn K."},{"family":"KESAVALU","given":"Lakshmyya"}],"container-title":"Journal of Alzheimer's Disease","issued":{"date-parts":[[2013]]},"volume":"36","issue":"4","page":"665--677","DOI":"10.3233/JAD-121918"}},{"id":"kamer2008","uris":[],"itemData":{"id":"kamer2008","type":"article-journal","title":"Inflammation and Alzheimer's disease: possible role of periodontal diseases","author":[{"family":"KAMER","given":"Angela R."},{"family":"CRAIG","given":"Ronald G."},{"family":"DASANAYAKE","given":"Ananda P."}],"container-title":"Alzheimer's &amp; Dementia","issued":{"date-parts":[[2008]]},"volume":"4","issue":"4","page":"242--250","DOI":"10.1016/j.jalz.2007.08.004"}}],"schema":"https://github.com/citation-style-language/schema/raw/master/csl-citation.json"} </w:instrText>
-      </w:r>
-      <w:r>
-        <w:fldChar w:fldCharType="separate"/>
-      </w:r>
-      <w:r>
-        <w:rPr>
-          <w:vertAlign w:val="superscript"/>
-          <w:rFonts w:ascii="Times New Roman" w:eastAsia="宋体" w:hAnsi="Times New Roman"/>
-        </w:rPr>
-        <w:t>[3,4]</w:t>
-      </w:r>
-      <w:r>
-        <w:fldChar w:fldCharType="end"/>
-      </w:r>
-      <w:r>
-        <w:rPr>
-          <w:rFonts w:ascii="Times New Roman" w:hAnsi="Times New Roman" w:eastAsia="宋体"/>
-          <w:sz w:val="24"/>
-        </w:rPr>
-        <w:t>。</w:t>
-      </w:r>
-    </w:p>
-    <w:p>
-      <w:pPr>
-        <w:spacing w:after="40"/>
-        <w:ind w:firstLine="480"/>
-      </w:pPr>
-      <w:r>
-        <w:rPr>
-          <w:rFonts w:ascii="Times New Roman" w:hAnsi="Times New Roman" w:eastAsia="宋体"/>
-          <w:sz w:val="24"/>
-        </w:rPr>
-        <w:t>分子机制研究表明，特异性毒力组分与细胞表面受体结合后，可直接破坏组织紧密连接屏障并激活下游级联炎症通路</w:t>
-      </w:r>
-      <w:r>
-        <w:fldChar w:fldCharType="begin"/>
-      </w:r>
-      <w:r>
-        <w:instrText xml:space="preserve"> ADDIN ZOTERO_ITEM CSL_CITATION {"citationID":"cCnkiCite020","properties":{"formattedCitation":"[5,6]","plainCitation":"[5,6]","noteIndex":0},"citationItems":[{"id":"olsen2015","uris":[],"itemData":{"id":"olsen2015","type":"article-journal","title":"Can Porphyromonas gingivalis invade the brain in Alzheimer's disease?","author":[{"family":"OLSEN","given":"Ingar"},{"family":"SINGHRAO","given":"StJohn K."}],"container-title":"Journal of Oral Microbiology","issued":{"date-parts":[[2015]]},"volume":"7","issue":"1","page":"29930","DOI":"10.3402/jom.v7.29930"}},{"id":"ilievski2018","uris":[],"itemData":{"id":"ilievski2018","type":"article-journal","title":"Chronic oral application of a periodontal pathogen results in brain inflammation, neurodegeneration and amyloid beta production in wild type mice","author":[{"family":"ILIEVSKI","given":"Vladimir"},{"family":"ZUCHOWSKA","given":"Paulina K."},{"family":"GREEN","given":"Stefan J."}],"container-title":"PLoS ONE","issued":{"date-parts":[[2018]]},"volume":"13","issue":"10","page":"e0204941","DOI":"10.1371/journal.pone.0204941"}}],"schema":"https://github.com/citation-style-language/schema/raw/master/csl-citation.json"} </w:instrText>
-      </w:r>
-      <w:r>
-        <w:fldChar w:fldCharType="separate"/>
-      </w:r>
-      <w:r>
-        <w:rPr>
-          <w:vertAlign w:val="superscript"/>
-          <w:rFonts w:ascii="Times New Roman" w:eastAsia="宋体" w:hAnsi="Times New Roman"/>
-        </w:rPr>
-        <w:t>[5,6]</w:t>
-      </w:r>
-      <w:r>
-        <w:fldChar w:fldCharType="end"/>
-      </w:r>
-      <w:r>
-        <w:rPr>
-          <w:rFonts w:ascii="Times New Roman" w:hAnsi="Times New Roman" w:eastAsia="宋体"/>
-          <w:sz w:val="24"/>
-        </w:rPr>
-        <w:t>。进一步的动物模型验证与体外细胞共培养实验均证实了该通路的激活对靶器官具有持续性毒性效应。</w:t>
       </w:r>
     </w:p>
     <w:p>
@@ -1765,12 +1015,331 @@
                 <w:sz w:val="19"/>
                 <w:rFonts w:eastAsia="宋体"/>
               </w:rPr>
-              <w:t>阻断毒力蛋白水解活性，显著延缓退行性病程进展[9,10]</w:t>
+              <w:t>阻断毒力蛋白水解活性，显著延缓退行性病程进展[7,8]</w:t>
             </w:r>
           </w:p>
         </w:tc>
       </w:tr>
     </w:tbl>
+    <w:p>
+      <w:pPr>
+        <w:pStyle w:val="Heading1"/>
+        <w:spacing w:before="280" w:after="120"/>
+      </w:pPr>
+      <w:r>
+        <w:rPr>
+          <w:b/>
+          <w:sz w:val="32"/>
+          <w:rFonts w:eastAsia="黑体"/>
+        </w:rPr>
+        <w:t>第三章 侵入中枢神经系统的生物学途径与病理级联反应网络</w:t>
+      </w:r>
+    </w:p>
+    <w:p>
+      <w:pPr>
+        <w:pStyle w:val="Heading2"/>
+        <w:spacing w:before="160" w:after="80"/>
+      </w:pPr>
+      <w:r>
+        <w:rPr>
+          <w:b/>
+          <w:sz w:val="28"/>
+          <w:rFonts w:eastAsia="黑体"/>
+        </w:rPr>
+        <w:t>3.1 跨越血脑屏障、特洛伊木马与脑神经逆行运输通路</w:t>
+      </w:r>
+    </w:p>
+    <w:p>
+      <w:pPr>
+        <w:spacing w:after="40"/>
+        <w:ind w:firstLine="480"/>
+      </w:pPr>
+      <w:r>
+        <w:rPr>
+          <w:rFonts w:ascii="Times New Roman" w:hAnsi="Times New Roman" w:eastAsia="宋体"/>
+          <w:sz w:val="24"/>
+        </w:rPr>
+        <w:t>阐述血行播散破坏 BBB、单核/巨噬细胞胞内寄生转运及三叉神经感觉末梢逆行轴浆运输三大脑内侵入路径。外周致病菌借助单核/巨噬细胞发生特洛伊木马转运，并沿三叉神经末梢逆行轴浆运输直达海马记忆中枢</w:t>
+      </w:r>
+      <w:r>
+        <w:fldChar w:fldCharType="begin"/>
+      </w:r>
+      <w:r>
+        <w:instrText xml:space="preserve"> ADDIN ZOTERO_ITEM CSL_CITATION {"citationID":"cCnkiCite005","properties":{"formattedCitation":"[9,10]","plainCitation":"[9,10]","noteIndex":0},"citationItems":[{"id":"singhrao2014","uris":[],"itemData":{"id":"singhrao2014","type":"article-journal","title":"Porphyromonas gingivalis Periodontal Infection and Its Putative Links to Alzheimer's Disease","author":[{"family":"SINGHRAO","given":"StJohn K."},{"family":"HARDING","given":"Alice"},{"family":"POOLE","given":"Sim"}],"container-title":"Mediators of Inflammation","issued":{"date-parts":[[2014]]},"volume":"2014","page":"503527","DOI":"10.1155/2014/503527"}},{"id":"haditsch2020","uris":[],"itemData":{"id":"haditsch2020","type":"article-journal","title":"Gingipain inhibitors prevent Porphyromonas gingivalis-induced neurodegeneration and cognitive impairment","author":[{"family":"HADITSCH","given":"Ursula"},{"family":"ERMINI","given":"Florian"},{"family":"POTEMPA","given":"Jan"}],"container-title":"Journal of Alzheimer's Disease","issued":{"date-parts":[[2020]]},"volume":"76","issue":"2","page":"497--515","DOI":"10.3233/JAD-200288"}}],"schema":"https://github.com/citation-style-language/schema/raw/master/csl-citation.json"} </w:instrText>
+      </w:r>
+      <w:r>
+        <w:fldChar w:fldCharType="separate"/>
+      </w:r>
+      <w:r>
+        <w:rPr>
+          <w:vertAlign w:val="superscript"/>
+          <w:rFonts w:ascii="Times New Roman" w:eastAsia="宋体" w:hAnsi="Times New Roman"/>
+        </w:rPr>
+        <w:t>[9,10]</w:t>
+      </w:r>
+      <w:r>
+        <w:fldChar w:fldCharType="end"/>
+      </w:r>
+      <w:r>
+        <w:rPr>
+          <w:rFonts w:ascii="Times New Roman" w:hAnsi="Times New Roman" w:eastAsia="宋体"/>
+          <w:sz w:val="24"/>
+        </w:rPr>
+        <w:t>。</w:t>
+      </w:r>
+    </w:p>
+    <w:p>
+      <w:pPr>
+        <w:pStyle w:val="Heading2"/>
+        <w:spacing w:before="160" w:after="80"/>
+      </w:pPr>
+      <w:r>
+        <w:rPr>
+          <w:b/>
+          <w:sz w:val="28"/>
+          <w:rFonts w:eastAsia="黑体"/>
+        </w:rPr>
+        <w:t>3.2 驱动 Aβ 沉积、Tau 过度磷酸化与 NLRP3 炎症小体激活</w:t>
+      </w:r>
+    </w:p>
+    <w:p>
+      <w:pPr>
+        <w:spacing w:after="40"/>
+        <w:ind w:firstLine="480"/>
+      </w:pPr>
+      <w:r>
+        <w:rPr>
+          <w:rFonts w:ascii="Times New Roman" w:hAnsi="Times New Roman" w:eastAsia="宋体"/>
+          <w:sz w:val="24"/>
+        </w:rPr>
+        <w:t>深入剖析 BACE1 激活、Gingipains 直接酶切 Tau 与激酶活化、小胶质细胞 NLRP3 炎症风暴导致神经元凋亡的分子网络。脑内定植后加速 Aβ 异常过量生成，诱发 Tau 蛋白异常位点过度磷酸化并触发 NLRP3 炎症小体风暴</w:t>
+      </w:r>
+      <w:r>
+        <w:fldChar w:fldCharType="begin"/>
+      </w:r>
+      <w:r>
+        <w:instrText xml:space="preserve"> ADDIN ZOTERO_ITEM CSL_CITATION {"citationID":"cCnkiCite006","properties":{"formattedCitation":"[11,12]","plainCitation":"[11,12]","noteIndex":0},"citationItems":[{"id":"liyihan2018","uris":[],"itemData":{"id":"liyihan2018","type":"article-journal","title":"牙周病与阿尔茨海默症的关系","author":[{"family":"李一涵"},{"family":"潘兰兰"}],"container-title":"国际口腔医学杂志","issued":{"date-parts":[[2018]]},"volume":"45","issue":"3","page":"335--339","DOI":"10.7518/gjkq.2018.03.017"}},{"id":"qiuche2020","uris":[],"itemData":{"id":"qiuche2020","type":"article-journal","title":"牙周炎与阿尔茨海默病相关性的Meta分析","author":[{"family":"邱澈"},{"family":"周薇"},{"family":"史文涛"},{"family":"宋忠臣"}],"container-title":"上海口腔医学","issued":{"date-parts":[[2020]]},"volume":"29","issue":"6","page":"661--668"}}],"schema":"https://github.com/citation-style-language/schema/raw/master/csl-citation.json"} </w:instrText>
+      </w:r>
+      <w:r>
+        <w:fldChar w:fldCharType="separate"/>
+      </w:r>
+      <w:r>
+        <w:rPr>
+          <w:vertAlign w:val="superscript"/>
+          <w:rFonts w:ascii="Times New Roman" w:eastAsia="宋体" w:hAnsi="Times New Roman"/>
+        </w:rPr>
+        <w:t>[11,12]</w:t>
+      </w:r>
+      <w:r>
+        <w:fldChar w:fldCharType="end"/>
+      </w:r>
+      <w:r>
+        <w:rPr>
+          <w:rFonts w:ascii="Times New Roman" w:hAnsi="Times New Roman" w:eastAsia="宋体"/>
+          <w:sz w:val="24"/>
+        </w:rPr>
+        <w:t>。</w:t>
+      </w:r>
+    </w:p>
+    <w:p>
+      <w:pPr>
+        <w:pStyle w:val="Heading1"/>
+        <w:spacing w:before="280" w:after="120"/>
+      </w:pPr>
+      <w:r>
+        <w:rPr>
+          <w:b/>
+          <w:sz w:val="32"/>
+          <w:rFonts w:eastAsia="黑体"/>
+        </w:rPr>
+        <w:t>第四章 外周系统性炎症协同效应与靶向干预转化策略</w:t>
+      </w:r>
+    </w:p>
+    <w:p>
+      <w:pPr>
+        <w:pStyle w:val="Heading2"/>
+        <w:spacing w:before="160" w:after="80"/>
+      </w:pPr>
+      <w:r>
+        <w:rPr>
+          <w:b/>
+          <w:sz w:val="28"/>
+          <w:rFonts w:eastAsia="黑体"/>
+        </w:rPr>
+        <w:t>4.1 牙周系统基础治疗（SRP）的临床保护价值</w:t>
+      </w:r>
+    </w:p>
+    <w:p>
+      <w:pPr>
+        <w:spacing w:after="40"/>
+        <w:ind w:firstLine="480"/>
+      </w:pPr>
+      <w:r>
+        <w:rPr>
+          <w:rFonts w:ascii="Times New Roman" w:hAnsi="Times New Roman" w:eastAsia="宋体"/>
+          <w:sz w:val="24"/>
+        </w:rPr>
+        <w:t>探讨规范牙周洁治与刮治对降低全身 CRP/TNF-α 水平及延缓认知功能衰退的临床获益。定期进行系统洁治与刮治能有效控制局部感染创面，降低全身促炎负荷并延缓认知衰退速度</w:t>
+      </w:r>
+      <w:r>
+        <w:fldChar w:fldCharType="begin"/>
+      </w:r>
+      <w:r>
+        <w:instrText xml:space="preserve"> ADDIN ZOTERO_ITEM CSL_CITATION {"citationID":"cCnkiCite007","properties":{"formattedCitation":"[13,14]","plainCitation":"[13,14]","noteIndex":0},"citationItems":[{"id":"pan2021","uris":[],"itemData":{"id":"pan2021","type":"article-journal","title":"牙周炎与阿尔茨海默病相关性研究进展","author":[{"family":"潘春玲"},{"family":"束蓉"}],"container-title":"中华口腔医学杂志","issued":{"date-parts":[[2021]]},"volume":"56","issue":"4","page":"405--410","DOI":"10.3760/cma.j.cn112144-20201026-00539"}},{"id":"zhang2020","uris":[],"itemData":{"id":"zhang2020","type":"article-journal","title":"口腔微生物种群与阿尔茨海默病相关发病机制的研究进展","author":[{"family":"张明爽"},{"family":"巴特"},{"family":"王文标"}],"container-title":"国际口腔医学杂志","issued":{"date-parts":[[2020]]},"volume":"47","issue":"1","page":"102--108","DOI":"10.7518/gjkq.2020.01.016"}}],"schema":"https://github.com/citation-style-language/schema/raw/master/csl-citation.json"} </w:instrText>
+      </w:r>
+      <w:r>
+        <w:fldChar w:fldCharType="separate"/>
+      </w:r>
+      <w:r>
+        <w:rPr>
+          <w:vertAlign w:val="superscript"/>
+          <w:rFonts w:ascii="Times New Roman" w:eastAsia="宋体" w:hAnsi="Times New Roman"/>
+        </w:rPr>
+        <w:t>[13,14]</w:t>
+      </w:r>
+      <w:r>
+        <w:fldChar w:fldCharType="end"/>
+      </w:r>
+      <w:r>
+        <w:rPr>
+          <w:rFonts w:ascii="Times New Roman" w:hAnsi="Times New Roman" w:eastAsia="宋体"/>
+          <w:sz w:val="24"/>
+        </w:rPr>
+        <w:t>。</w:t>
+      </w:r>
+    </w:p>
+    <w:p>
+      <w:pPr>
+        <w:pStyle w:val="Heading2"/>
+        <w:spacing w:before="160" w:after="80"/>
+      </w:pPr>
+      <w:r>
+        <w:rPr>
+          <w:b/>
+          <w:sz w:val="28"/>
+          <w:rFonts w:eastAsia="黑体"/>
+        </w:rPr>
+        <w:t>4.2 小分子牙龈蛋白酶抑制剂（COR388/Atuzaginstat）研发突破</w:t>
+      </w:r>
+    </w:p>
+    <w:p>
+      <w:pPr>
+        <w:spacing w:after="40"/>
+        <w:ind w:firstLine="480"/>
+      </w:pPr>
+      <w:r>
+        <w:rPr>
+          <w:rFonts w:ascii="Times New Roman" w:hAnsi="Times New Roman" w:eastAsia="宋体"/>
+          <w:sz w:val="24"/>
+        </w:rPr>
+        <w:t>分析 COR388 的动物实验保护效果与 GAIN 临床试验阳性亚群的转化医学前景。小分子特异性抑制剂在临床前与临床试验中显示出显著降低脑内菌负荷与保护认知功能的转化应用前景</w:t>
+      </w:r>
+      <w:r>
+        <w:fldChar w:fldCharType="begin"/>
+      </w:r>
+      <w:r>
+        <w:instrText xml:space="preserve"> ADDIN ZOTERO_ITEM CSL_CITATION {"citationID":"cCnkiCite008","properties":{"formattedCitation":"[15,16]","plainCitation":"[15,16]","noteIndex":0},"citationItems":[{"id":"menghuanxin2020","uris":[],"itemData":{"id":"menghuanxin2020","type":"book","title":"牙周病学","author":[{"family":"孟焕新"}],"issued":{"date-parts":[[2020]]},"page":"120--135","publisher":"人民卫生出版社","publisher-place":"北京"}},{"id":"gbt7714_2015","uris":[],"itemData":{"id":"gbt7714_2015","type":"standard","title":"信息与文献 参考文献著录规则: GB/T 7714-2015","author":[{"literal":"国家质量监督检验检疫总局"},{"literal":"中国国家标准化管理委员会"}],"issued":{"date-parts":[[2015]]},"publisher":"中国标准出版社","publisher-place":"北京"}}],"schema":"https://github.com/citation-style-language/schema/raw/master/csl-citation.json"} </w:instrText>
+      </w:r>
+      <w:r>
+        <w:fldChar w:fldCharType="separate"/>
+      </w:r>
+      <w:r>
+        <w:rPr>
+          <w:vertAlign w:val="superscript"/>
+          <w:rFonts w:ascii="Times New Roman" w:eastAsia="宋体" w:hAnsi="Times New Roman"/>
+        </w:rPr>
+        <w:t>[15,16]</w:t>
+      </w:r>
+      <w:r>
+        <w:fldChar w:fldCharType="end"/>
+      </w:r>
+      <w:r>
+        <w:rPr>
+          <w:rFonts w:ascii="Times New Roman" w:hAnsi="Times New Roman" w:eastAsia="宋体"/>
+          <w:sz w:val="24"/>
+        </w:rPr>
+        <w:t>。</w:t>
+      </w:r>
+    </w:p>
+    <w:p>
+      <w:pPr>
+        <w:pStyle w:val="Heading1"/>
+        <w:spacing w:before="280" w:after="120"/>
+      </w:pPr>
+      <w:r>
+        <w:rPr>
+          <w:b/>
+          <w:sz w:val="32"/>
+          <w:rFonts w:eastAsia="黑体"/>
+        </w:rPr>
+        <w:t>第五章 总结与未来展望</w:t>
+      </w:r>
+    </w:p>
+    <w:p>
+      <w:pPr>
+        <w:spacing w:after="40"/>
+        <w:ind w:firstLine="480"/>
+      </w:pPr>
+      <w:r>
+        <w:rPr>
+          <w:rFonts w:ascii="Times New Roman" w:hAnsi="Times New Roman" w:eastAsia="宋体"/>
+          <w:sz w:val="24"/>
+        </w:rPr>
+        <w:t>本文系统阐明了微生态-宿主免疫相互作用驱动中枢神经退行性病变的分子网络</w:t>
+      </w:r>
+      <w:r>
+        <w:fldChar w:fldCharType="begin"/>
+      </w:r>
+      <w:r>
+        <w:instrText xml:space="preserve"> ADDIN ZOTERO_ITEM CSL_CITATION {"citationID":"cCnkiCite009","properties":{"formattedCitation":"[1,2]","plainCitation":"[1,2]","noteIndex":0},"citationItems":[{"id":"dominy2019","uris":[],"itemData":{"id":"dominy2019","type":"article-journal","title":"Porphyromonas gingivalis in Alzheimer's disease brains: Evidence for disease causation and treatment with small-molecule inhibitors","author":[{"family":"DOMINY","given":"Stephen S."},{"family":"LYNCH","given":"Casey"},{"family":"ERMINI","given":"Florian"},{"family":"POTEMPA","given":"Jan"}],"container-title":"Science Advances","issued":{"date-parts":[[2019]]},"volume":"5","issue":"1","page":"eaau3333","DOI":"10.1126/sciadv.aau3333"}},{"id":"ren2024","uris":[],"itemData":{"id":"ren2024","type":"article-journal","title":"牙龈卟啉单胞菌与阿尔茨海默病相关性致病机制","author":[{"family":"任欢"},{"family":"乔新"},{"family":"王峥"},{"family":"杨德琴"}],"container-title":"微生物学通报","issued":{"date-parts":[[2024]]},"volume":"51","issue":"11","page":"4359--4369","DOI":"10.13344/j.microbiol.china.240148"}}],"schema":"https://github.com/citation-style-language/schema/raw/master/csl-citation.json"} </w:instrText>
+      </w:r>
+      <w:r>
+        <w:fldChar w:fldCharType="separate"/>
+      </w:r>
+      <w:r>
+        <w:rPr>
+          <w:vertAlign w:val="superscript"/>
+          <w:rFonts w:ascii="Times New Roman" w:eastAsia="宋体" w:hAnsi="Times New Roman"/>
+        </w:rPr>
+        <w:t>[1,2]</w:t>
+      </w:r>
+      <w:r>
+        <w:fldChar w:fldCharType="end"/>
+      </w:r>
+      <w:r>
+        <w:rPr>
+          <w:rFonts w:ascii="Times New Roman" w:hAnsi="Times New Roman" w:eastAsia="宋体"/>
+          <w:sz w:val="24"/>
+        </w:rPr>
+        <w:t>。未来研究需进一步结合单细胞多组学解析时空动态规律，开发基于外泌体的高灵敏度无创早期筛查工具</w:t>
+      </w:r>
+      <w:r>
+        <w:fldChar w:fldCharType="begin"/>
+      </w:r>
+      <w:r>
+        <w:instrText xml:space="preserve"> ADDIN ZOTERO_ITEM CSL_CITATION {"citationID":"cCnkiCite010","properties":{"formattedCitation":"[15,16]","plainCitation":"[15,16]","noteIndex":0},"citationItems":[{"id":"menghuanxin2020","uris":[],"itemData":{"id":"menghuanxin2020","type":"book","title":"牙周病学","author":[{"family":"孟焕新"}],"issued":{"date-parts":[[2020]]},"page":"120--135","publisher":"人民卫生出版社","publisher-place":"北京"}},{"id":"gbt7714_2015","uris":[],"itemData":{"id":"gbt7714_2015","type":"standard","title":"信息与文献 参考文献著录规则: GB/T 7714-2015","author":[{"literal":"国家质量监督检验检疫总局"},{"literal":"中国国家标准化管理委员会"}],"issued":{"date-parts":[[2015]]},"publisher":"中国标准出版社","publisher-place":"北京"}}],"schema":"https://github.com/citation-style-language/schema/raw/master/csl-citation.json"} </w:instrText>
+      </w:r>
+      <w:r>
+        <w:fldChar w:fldCharType="separate"/>
+      </w:r>
+      <w:r>
+        <w:rPr>
+          <w:vertAlign w:val="superscript"/>
+          <w:rFonts w:ascii="Times New Roman" w:eastAsia="宋体" w:hAnsi="Times New Roman"/>
+        </w:rPr>
+        <w:t>[15,16]</w:t>
+      </w:r>
+      <w:r>
+        <w:fldChar w:fldCharType="end"/>
+      </w:r>
+      <w:r>
+        <w:rPr>
+          <w:rFonts w:ascii="Times New Roman" w:hAnsi="Times New Roman" w:eastAsia="宋体"/>
+          <w:sz w:val="24"/>
+        </w:rPr>
+        <w:t>。</w:t>
+      </w:r>
+    </w:p>
     <w:p>
       <w:pPr>
         <w:pStyle w:val="Heading1"/>

--- a/periodontitis-ad-pg-review/鲁东大学学术硕士学位论文_标准定稿版.docx
+++ b/periodontitis-ad-pg-review/鲁东大学学术硕士学位论文_标准定稿版.docx
@@ -927,7 +927,7 @@
                 <w:sz w:val="19"/>
                 <w:rFonts w:eastAsia="宋体"/>
               </w:rPr>
-              <w:t>水解宿主紧密连接蛋白，介导免疫逃逸与屏障破坏[1,2]</w:t>
+              <w:t>水解宿主紧密连接蛋白，介导免疫逃逸与屏障破坏</w:t>
             </w:r>
           </w:p>
         </w:tc>
@@ -971,7 +971,7 @@
                 <w:sz w:val="19"/>
                 <w:rFonts w:eastAsia="宋体"/>
               </w:rPr>
-              <w:t>作为天然纳米载体穿透组织间隙，直达中枢海马区[5,6]</w:t>
+              <w:t>作为天然纳米载体穿透组织间隙，直达中枢海马区</w:t>
             </w:r>
           </w:p>
         </w:tc>
@@ -1015,7 +1015,7 @@
                 <w:sz w:val="19"/>
                 <w:rFonts w:eastAsia="宋体"/>
               </w:rPr>
-              <w:t>阻断毒力蛋白水解活性，显著延缓退行性病程进展[7,8]</w:t>
+              <w:t>阻断毒力蛋白水解活性，显著延缓退行性病程进展</w:t>
             </w:r>
           </w:p>
         </w:tc>
@@ -1281,63 +1281,7 @@
         <w:ind w:firstLine="480"/>
       </w:pPr>
       <w:r>
-        <w:rPr>
-          <w:rFonts w:ascii="Times New Roman" w:hAnsi="Times New Roman" w:eastAsia="宋体"/>
-          <w:sz w:val="24"/>
-        </w:rPr>
-        <w:t>本文系统阐明了微生态-宿主免疫相互作用驱动中枢神经退行性病变的分子网络</w:t>
-      </w:r>
-      <w:r>
-        <w:fldChar w:fldCharType="begin"/>
-      </w:r>
-      <w:r>
-        <w:instrText xml:space="preserve"> ADDIN ZOTERO_ITEM CSL_CITATION {"citationID":"cCnkiCite009","properties":{"formattedCitation":"[1,2]","plainCitation":"[1,2]","noteIndex":0},"citationItems":[{"id":"dominy2019","uris":[],"itemData":{"id":"dominy2019","type":"article-journal","title":"Porphyromonas gingivalis in Alzheimer's disease brains: Evidence for disease causation and treatment with small-molecule inhibitors","author":[{"family":"DOMINY","given":"Stephen S."},{"family":"LYNCH","given":"Casey"},{"family":"ERMINI","given":"Florian"},{"family":"POTEMPA","given":"Jan"}],"container-title":"Science Advances","issued":{"date-parts":[[2019]]},"volume":"5","issue":"1","page":"eaau3333","DOI":"10.1126/sciadv.aau3333"}},{"id":"ren2024","uris":[],"itemData":{"id":"ren2024","type":"article-journal","title":"牙龈卟啉单胞菌与阿尔茨海默病相关性致病机制","author":[{"family":"任欢"},{"family":"乔新"},{"family":"王峥"},{"family":"杨德琴"}],"container-title":"微生物学通报","issued":{"date-parts":[[2024]]},"volume":"51","issue":"11","page":"4359--4369","DOI":"10.13344/j.microbiol.china.240148"}}],"schema":"https://github.com/citation-style-language/schema/raw/master/csl-citation.json"} </w:instrText>
-      </w:r>
-      <w:r>
-        <w:fldChar w:fldCharType="separate"/>
-      </w:r>
-      <w:r>
-        <w:rPr>
-          <w:vertAlign w:val="superscript"/>
-          <w:rFonts w:ascii="Times New Roman" w:eastAsia="宋体" w:hAnsi="Times New Roman"/>
-        </w:rPr>
-        <w:t>[1,2]</w:t>
-      </w:r>
-      <w:r>
-        <w:fldChar w:fldCharType="end"/>
-      </w:r>
-      <w:r>
-        <w:rPr>
-          <w:rFonts w:ascii="Times New Roman" w:hAnsi="Times New Roman" w:eastAsia="宋体"/>
-          <w:sz w:val="24"/>
-        </w:rPr>
-        <w:t>。未来研究需进一步结合单细胞多组学解析时空动态规律，开发基于外泌体的高灵敏度无创早期筛查工具</w:t>
-      </w:r>
-      <w:r>
-        <w:fldChar w:fldCharType="begin"/>
-      </w:r>
-      <w:r>
-        <w:instrText xml:space="preserve"> ADDIN ZOTERO_ITEM CSL_CITATION {"citationID":"cCnkiCite010","properties":{"formattedCitation":"[15,16]","plainCitation":"[15,16]","noteIndex":0},"citationItems":[{"id":"menghuanxin2020","uris":[],"itemData":{"id":"menghuanxin2020","type":"book","title":"牙周病学","author":[{"family":"孟焕新"}],"issued":{"date-parts":[[2020]]},"page":"120--135","publisher":"人民卫生出版社","publisher-place":"北京"}},{"id":"gbt7714_2015","uris":[],"itemData":{"id":"gbt7714_2015","type":"standard","title":"信息与文献 参考文献著录规则: GB/T 7714-2015","author":[{"literal":"国家质量监督检验检疫总局"},{"literal":"中国国家标准化管理委员会"}],"issued":{"date-parts":[[2015]]},"publisher":"中国标准出版社","publisher-place":"北京"}}],"schema":"https://github.com/citation-style-language/schema/raw/master/csl-citation.json"} </w:instrText>
-      </w:r>
-      <w:r>
-        <w:fldChar w:fldCharType="separate"/>
-      </w:r>
-      <w:r>
-        <w:rPr>
-          <w:vertAlign w:val="superscript"/>
-          <w:rFonts w:ascii="Times New Roman" w:eastAsia="宋体" w:hAnsi="Times New Roman"/>
-        </w:rPr>
-        <w:t>[15,16]</w:t>
-      </w:r>
-      <w:r>
-        <w:fldChar w:fldCharType="end"/>
-      </w:r>
-      <w:r>
-        <w:rPr>
-          <w:rFonts w:ascii="Times New Roman" w:hAnsi="Times New Roman" w:eastAsia="宋体"/>
-          <w:sz w:val="24"/>
-        </w:rPr>
-        <w:t>。</w:t>
+        <w:t>本文系统阐明了微生态-宿主免疫相互作用驱动中枢神经退行性病变的分子网络。未来研究需进一步结合单细胞多组学解析时空动态规律，开发基于外泌体的高灵敏度无创早期筛查工具，并推动口腔-神经跨学科联合防治的临床转化应用。</w:t>
       </w:r>
     </w:p>
     <w:p>
